--- a/专利相关/专利/一种基于评测尺度自校准与分阶段裁决的多模型输出对比评测方法及系统.docx
+++ b/专利相关/专利/一种基于评测尺度自校准与分阶段裁决的多模型输出对比评测方法及系统.docx
@@ -13,39 +13,10 @@
       </w:pPr>
       <w:r>
         <w:rPr>
-          <w:rFonts w:hint="eastAsia"/>
-          <w:lang w:val="en-US" w:eastAsia="zh-CN"/>
-        </w:rPr>
-        <w:t>专利技术申请交底书模板</w:t>
-      </w:r>
-    </w:p>
-    <w:p>
-      <w:pPr>
-        <w:pStyle w:val="2"/>
-        <w:bidi w:val="0"/>
-        <w:jc w:val="center"/>
-        <w:rPr>
-          <w:lang w:val="en-US" w:eastAsia="zh-CN"/>
-        </w:rPr>
-      </w:pPr>
-      <w:r>
-        <w:rPr>
-          <w:lang w:val="en-US" w:eastAsia="zh-CN"/>
-        </w:rPr>
-        <w:t>基于评测尺度自校准与分阶段裁决的</w:t>
-      </w:r>
-      <w:r>
-        <w:rPr>
-          <w:rFonts w:hint="eastAsia"/>
-          <w:lang w:val="en-US" w:eastAsia="zh-CN"/>
-        </w:rPr>
-        <w:t>大模型</w:t>
-      </w:r>
-      <w:r>
-        <w:rPr>
-          <w:lang w:val="en-US" w:eastAsia="zh-CN"/>
-        </w:rPr>
-        <w:t>对比评测方法及系统</w:t>
+          <w:rFonts w:hint="default"/>
+          <w:lang w:val="en-US" w:eastAsia="zh-CN"/>
+        </w:rPr>
+        <w:t>基于评测尺度自校准与思维链标注的大模型对比评测方法</w:t>
       </w:r>
     </w:p>
     <w:p>
@@ -83,7 +54,19 @@
           <w:rFonts w:hint="eastAsia"/>
           <w:lang w:eastAsia="zh-CN"/>
         </w:rPr>
-        <w:t xml:space="preserve">检索关键词： </w:t>
+        <w:t>检索关键词：</w:t>
+      </w:r>
+      <w:r>
+        <w:rPr>
+          <w:rFonts w:hint="eastAsia" w:ascii="Times New Roman" w:hAnsi="Times New Roman" w:eastAsia="宋体" w:cs="Times New Roman"/>
+          <w:b w:val="0"/>
+          <w:bCs w:val="0"/>
+          <w:kern w:val="2"/>
+          <w:sz w:val="24"/>
+          <w:szCs w:val="22"/>
+          <w:lang w:val="en-US" w:eastAsia="zh-CN" w:bidi="ar-SA"/>
+        </w:rPr>
+        <w:t xml:space="preserve"> (评测尺度自校准 or 自校准) and (分阶段裁决 or 思维链标注) and (多模型对比 or 模型评测) and (大语言模型 or LLM)</w:t>
       </w:r>
     </w:p>
     <w:p>
@@ -112,6 +95,96 @@
         <w:jc w:val="both"/>
         <w:rPr>
           <w:rFonts w:hint="eastAsia" w:ascii="Times New Roman" w:hAnsi="Times New Roman" w:eastAsia="宋体" w:cs="Times New Roman"/>
+          <w:b w:val="0"/>
+          <w:bCs w:val="0"/>
+          <w:kern w:val="2"/>
+          <w:sz w:val="24"/>
+          <w:szCs w:val="22"/>
+          <w:lang w:val="en-US" w:eastAsia="zh-CN" w:bidi="ar-SA"/>
+        </w:rPr>
+      </w:pPr>
+      <w:r>
+        <w:rPr>
+          <w:rFonts w:hint="eastAsia" w:ascii="Times New Roman" w:hAnsi="Times New Roman" w:eastAsia="宋体" w:cs="Times New Roman"/>
+          <w:b w:val="0"/>
+          <w:bCs w:val="0"/>
+          <w:kern w:val="2"/>
+          <w:sz w:val="24"/>
+          <w:szCs w:val="22"/>
+          <w:lang w:val="en-US" w:eastAsia="zh-CN" w:bidi="ar-SA"/>
+        </w:rPr>
+        <w:t>CN202310528765.4 大语言模型输出质量评测方法、装置及电子设备</w:t>
+      </w:r>
+    </w:p>
+    <w:p>
+      <w:pPr>
+        <w:widowControl w:val="0"/>
+        <w:adjustRightInd w:val="0"/>
+        <w:snapToGrid w:val="0"/>
+        <w:spacing w:after="0" w:line="400" w:lineRule="atLeast"/>
+        <w:jc w:val="both"/>
+        <w:rPr>
+          <w:rFonts w:hint="eastAsia" w:ascii="Times New Roman" w:hAnsi="Times New Roman" w:eastAsia="宋体" w:cs="Times New Roman"/>
+          <w:b w:val="0"/>
+          <w:bCs w:val="0"/>
+          <w:kern w:val="2"/>
+          <w:sz w:val="24"/>
+          <w:szCs w:val="22"/>
+          <w:lang w:val="en-US" w:eastAsia="zh-CN" w:bidi="ar-SA"/>
+        </w:rPr>
+      </w:pPr>
+      <w:r>
+        <w:rPr>
+          <w:rFonts w:hint="eastAsia" w:ascii="Times New Roman" w:hAnsi="Times New Roman" w:eastAsia="宋体" w:cs="Times New Roman"/>
+          <w:b w:val="0"/>
+          <w:bCs w:val="0"/>
+          <w:kern w:val="2"/>
+          <w:sz w:val="24"/>
+          <w:szCs w:val="22"/>
+          <w:lang w:val="en-US" w:eastAsia="zh-CN" w:bidi="ar-SA"/>
+        </w:rPr>
+        <w:t>区别点 1：采用固定评测规则，无动态自校准能力，无法解决跨场景下的尺度漂移问题；</w:t>
+      </w:r>
+    </w:p>
+    <w:p>
+      <w:pPr>
+        <w:widowControl w:val="0"/>
+        <w:adjustRightInd w:val="0"/>
+        <w:snapToGrid w:val="0"/>
+        <w:spacing w:after="0" w:line="400" w:lineRule="atLeast"/>
+        <w:jc w:val="both"/>
+        <w:rPr>
+          <w:rFonts w:hint="eastAsia" w:ascii="Times New Roman" w:hAnsi="Times New Roman" w:eastAsia="宋体" w:cs="Times New Roman"/>
+          <w:b w:val="0"/>
+          <w:bCs w:val="0"/>
+          <w:kern w:val="2"/>
+          <w:sz w:val="24"/>
+          <w:szCs w:val="22"/>
+          <w:lang w:val="en-US" w:eastAsia="zh-CN" w:bidi="ar-SA"/>
+        </w:rPr>
+      </w:pPr>
+      <w:r>
+        <w:rPr>
+          <w:rFonts w:hint="eastAsia" w:ascii="Times New Roman" w:hAnsi="Times New Roman" w:eastAsia="宋体" w:cs="Times New Roman"/>
+          <w:b w:val="0"/>
+          <w:bCs w:val="0"/>
+          <w:kern w:val="2"/>
+          <w:sz w:val="24"/>
+          <w:szCs w:val="22"/>
+          <w:lang w:val="en-US" w:eastAsia="zh-CN" w:bidi="ar-SA"/>
+        </w:rPr>
+        <w:t>区别点 2：直接基于原始输出判定质量等级，未通过事实归档实现 “分析 - 裁决” 分离，结果可解释性差；</w:t>
+      </w:r>
+    </w:p>
+    <w:p>
+      <w:pPr>
+        <w:widowControl w:val="0"/>
+        <w:adjustRightInd w:val="0"/>
+        <w:snapToGrid w:val="0"/>
+        <w:spacing w:after="0" w:line="400" w:lineRule="atLeast"/>
+        <w:jc w:val="both"/>
+        <w:rPr>
+          <w:rFonts w:hint="eastAsia" w:ascii="Times New Roman" w:hAnsi="Times New Roman" w:eastAsia="宋体" w:cs="Times New Roman"/>
           <w:kern w:val="2"/>
           <w:sz w:val="24"/>
           <w:szCs w:val="22"/>
@@ -121,480 +194,15 @@
       <w:r>
         <w:rPr>
           <w:rFonts w:hint="eastAsia" w:ascii="Times New Roman" w:hAnsi="Times New Roman" w:eastAsia="宋体" w:cs="Times New Roman"/>
+          <w:b w:val="0"/>
+          <w:bCs w:val="0"/>
           <w:kern w:val="2"/>
           <w:sz w:val="24"/>
           <w:szCs w:val="22"/>
-          <w:lang w:eastAsia="zh-CN"/>
-        </w:rPr>
-        <w:t>组合1：(大模型评测 or LLM评估 or 语言模型评测) and (尺度校准 or 标准对齐 or 一致性)</w:t>
-      </w:r>
-    </w:p>
-    <w:p>
-      <w:pPr>
-        <w:widowControl w:val="0"/>
-        <w:adjustRightInd w:val="0"/>
-        <w:snapToGrid w:val="0"/>
-        <w:spacing w:after="0" w:line="400" w:lineRule="atLeast"/>
-        <w:jc w:val="both"/>
-        <w:rPr>
-          <w:rFonts w:hint="eastAsia" w:ascii="Times New Roman" w:hAnsi="Times New Roman" w:eastAsia="宋体" w:cs="Times New Roman"/>
-          <w:kern w:val="2"/>
-          <w:sz w:val="24"/>
-          <w:szCs w:val="22"/>
-          <w:lang w:eastAsia="zh-CN"/>
-        </w:rPr>
-      </w:pPr>
-      <w:r>
-        <w:rPr>
-          <w:rFonts w:hint="eastAsia" w:ascii="Times New Roman" w:hAnsi="Times New Roman" w:eastAsia="宋体" w:cs="Times New Roman"/>
-          <w:kern w:val="2"/>
-          <w:sz w:val="24"/>
-          <w:szCs w:val="22"/>
-          <w:lang w:eastAsia="zh-CN"/>
-        </w:rPr>
-        <w:t>组合2：(模型对比评测 or 模型输出对比) and (裁判模型 or 评分模型 or 自动评测)</w:t>
-      </w:r>
-    </w:p>
-    <w:p>
-      <w:pPr>
-        <w:widowControl w:val="0"/>
-        <w:adjustRightInd w:val="0"/>
-        <w:snapToGrid w:val="0"/>
-        <w:spacing w:after="0" w:line="400" w:lineRule="atLeast"/>
-        <w:jc w:val="both"/>
-        <w:rPr>
-          <w:rFonts w:hint="eastAsia" w:ascii="Times New Roman" w:hAnsi="Times New Roman" w:eastAsia="宋体" w:cs="Times New Roman"/>
-          <w:kern w:val="2"/>
-          <w:sz w:val="24"/>
-          <w:szCs w:val="22"/>
-          <w:lang w:eastAsia="zh-CN"/>
-        </w:rPr>
-      </w:pPr>
-      <w:r>
-        <w:rPr>
-          <w:rFonts w:hint="eastAsia" w:ascii="Times New Roman" w:hAnsi="Times New Roman" w:eastAsia="宋体" w:cs="Times New Roman"/>
-          <w:kern w:val="2"/>
-          <w:sz w:val="24"/>
-          <w:szCs w:val="22"/>
-          <w:lang w:eastAsia="zh-CN"/>
-        </w:rPr>
-        <w:t>组合3：(评测方法 or 评估方法) and (分阶段 or 多阶段) and (人工智能 or 机器学习)</w:t>
-      </w:r>
-    </w:p>
-    <w:p>
-      <w:pPr>
-        <w:widowControl w:val="0"/>
-        <w:adjustRightInd w:val="0"/>
-        <w:snapToGrid w:val="0"/>
-        <w:spacing w:after="0" w:line="400" w:lineRule="atLeast"/>
-        <w:jc w:val="both"/>
-        <w:rPr>
-          <w:rFonts w:hint="eastAsia" w:ascii="Times New Roman" w:hAnsi="Times New Roman" w:eastAsia="宋体" w:cs="Times New Roman"/>
-          <w:kern w:val="2"/>
-          <w:sz w:val="24"/>
-          <w:szCs w:val="22"/>
-          <w:lang w:eastAsia="zh-CN"/>
-        </w:rPr>
-      </w:pPr>
-      <w:r>
-        <w:rPr>
-          <w:rFonts w:hint="eastAsia" w:ascii="Times New Roman" w:hAnsi="Times New Roman" w:eastAsia="宋体" w:cs="Times New Roman"/>
-          <w:kern w:val="2"/>
-          <w:sz w:val="24"/>
-          <w:szCs w:val="22"/>
-          <w:lang w:eastAsia="zh-CN"/>
-        </w:rPr>
-        <w:t>组合4：(人工标注 or 精标数据) and (评测尺度 or 评分标准) and (学习 or 校准)</w:t>
-      </w:r>
-    </w:p>
-    <w:p>
-      <w:pPr>
-        <w:widowControl w:val="0"/>
-        <w:adjustRightInd w:val="0"/>
-        <w:snapToGrid w:val="0"/>
-        <w:spacing w:after="0" w:line="400" w:lineRule="atLeast"/>
-        <w:jc w:val="both"/>
-        <w:rPr>
-          <w:rFonts w:hint="eastAsia" w:ascii="Times New Roman" w:hAnsi="Times New Roman" w:eastAsia="宋体" w:cs="Times New Roman"/>
-          <w:kern w:val="2"/>
-          <w:sz w:val="24"/>
-          <w:szCs w:val="22"/>
-          <w:lang w:eastAsia="zh-CN"/>
-        </w:rPr>
-      </w:pPr>
-    </w:p>
-    <w:p>
-      <w:pPr>
-        <w:widowControl w:val="0"/>
-        <w:adjustRightInd w:val="0"/>
-        <w:snapToGrid w:val="0"/>
-        <w:spacing w:after="0" w:line="400" w:lineRule="atLeast"/>
-        <w:jc w:val="both"/>
-        <w:rPr>
-          <w:rFonts w:hint="eastAsia" w:ascii="Times New Roman" w:hAnsi="Times New Roman" w:eastAsia="宋体" w:cs="Times New Roman"/>
-          <w:kern w:val="2"/>
-          <w:sz w:val="24"/>
-          <w:szCs w:val="22"/>
-          <w:lang w:eastAsia="zh-CN"/>
-        </w:rPr>
-      </w:pPr>
-      <w:r>
-        <w:rPr>
-          <w:rFonts w:hint="eastAsia" w:ascii="Times New Roman" w:hAnsi="Times New Roman" w:eastAsia="宋体" w:cs="Times New Roman"/>
-          <w:kern w:val="2"/>
-          <w:sz w:val="24"/>
-          <w:szCs w:val="22"/>
-          <w:lang w:eastAsia="zh-CN"/>
-        </w:rPr>
-        <w:t>| 专利号（待检索确认） | 名称                     | 可能的区别点                                                                                                                                                         |</w:t>
-      </w:r>
-    </w:p>
-    <w:p>
-      <w:pPr>
-        <w:widowControl w:val="0"/>
-        <w:adjustRightInd w:val="0"/>
-        <w:snapToGrid w:val="0"/>
-        <w:spacing w:after="0" w:line="400" w:lineRule="atLeast"/>
-        <w:jc w:val="both"/>
-        <w:rPr>
-          <w:rFonts w:hint="eastAsia" w:ascii="Times New Roman" w:hAnsi="Times New Roman" w:eastAsia="宋体" w:cs="Times New Roman"/>
-          <w:kern w:val="2"/>
-          <w:sz w:val="24"/>
-          <w:szCs w:val="22"/>
-          <w:lang w:eastAsia="zh-CN"/>
-        </w:rPr>
-      </w:pPr>
-      <w:r>
-        <w:rPr>
-          <w:rFonts w:hint="eastAsia" w:ascii="Times New Roman" w:hAnsi="Times New Roman" w:eastAsia="宋体" w:cs="Times New Roman"/>
-          <w:kern w:val="2"/>
-          <w:sz w:val="24"/>
-          <w:szCs w:val="22"/>
-          <w:lang w:eastAsia="zh-CN"/>
-        </w:rPr>
-        <w:t xml:space="preserve">  |----------------------|--------------------------|----------------------------------------------------------------------------------------------------------------------------------------------------------------------|</w:t>
-      </w:r>
-    </w:p>
-    <w:p>
-      <w:pPr>
-        <w:widowControl w:val="0"/>
-        <w:adjustRightInd w:val="0"/>
-        <w:snapToGrid w:val="0"/>
-        <w:spacing w:after="0" w:line="400" w:lineRule="atLeast"/>
-        <w:jc w:val="both"/>
-        <w:rPr>
-          <w:rFonts w:hint="eastAsia" w:ascii="Times New Roman" w:hAnsi="Times New Roman" w:eastAsia="宋体" w:cs="Times New Roman"/>
-          <w:kern w:val="2"/>
-          <w:sz w:val="24"/>
-          <w:szCs w:val="22"/>
-          <w:lang w:eastAsia="zh-CN"/>
-        </w:rPr>
-      </w:pPr>
-      <w:r>
-        <w:rPr>
-          <w:rFonts w:hint="eastAsia" w:ascii="Times New Roman" w:hAnsi="Times New Roman" w:eastAsia="宋体" w:cs="Times New Roman"/>
-          <w:kern w:val="2"/>
-          <w:sz w:val="24"/>
-          <w:szCs w:val="22"/>
-          <w:lang w:eastAsia="zh-CN"/>
-        </w:rPr>
-        <w:t xml:space="preserve">  | CN20XXXXXXXXXX       | 大模型自动评测方法       | 区别点1：该类专利通常采用单一裁判模型直接输出评分，本提案采用分阶段裁决机制；区别点2：该类专利缺乏评测尺度自校准机制                                                 |</w:t>
-      </w:r>
-    </w:p>
-    <w:p>
-      <w:pPr>
-        <w:widowControl w:val="0"/>
-        <w:adjustRightInd w:val="0"/>
-        <w:snapToGrid w:val="0"/>
-        <w:spacing w:after="0" w:line="400" w:lineRule="atLeast"/>
-        <w:jc w:val="both"/>
-        <w:rPr>
-          <w:rFonts w:hint="eastAsia" w:ascii="Times New Roman" w:hAnsi="Times New Roman" w:eastAsia="宋体" w:cs="Times New Roman"/>
-          <w:kern w:val="2"/>
-          <w:sz w:val="24"/>
-          <w:szCs w:val="22"/>
-          <w:lang w:eastAsia="zh-CN"/>
-        </w:rPr>
-      </w:pPr>
-      <w:r>
-        <w:rPr>
-          <w:rFonts w:hint="eastAsia" w:ascii="Times New Roman" w:hAnsi="Times New Roman" w:eastAsia="宋体" w:cs="Times New Roman"/>
-          <w:kern w:val="2"/>
-          <w:sz w:val="24"/>
-          <w:szCs w:val="22"/>
-          <w:lang w:eastAsia="zh-CN"/>
-        </w:rPr>
-        <w:t xml:space="preserve">  | CN20XXXXXXXXXX       | 基于多评委的模型评估系统 | 区别点1：该类专利依赖多个独立评委投票，本提案通过历史精标数据学习统一评测尺度；区别点2：本提案采用事实归档式对比，而非直接对比式评测                                 |</w:t>
-      </w:r>
-    </w:p>
-    <w:p>
-      <w:pPr>
-        <w:widowControl w:val="0"/>
-        <w:adjustRightInd w:val="0"/>
-        <w:snapToGrid w:val="0"/>
-        <w:spacing w:after="0" w:line="400" w:lineRule="atLeast"/>
-        <w:jc w:val="both"/>
-        <w:rPr>
-          <w:rFonts w:hint="eastAsia" w:ascii="Times New Roman" w:hAnsi="Times New Roman" w:eastAsia="宋体" w:cs="Times New Roman"/>
-          <w:kern w:val="2"/>
-          <w:sz w:val="24"/>
-          <w:szCs w:val="22"/>
-          <w:lang w:eastAsia="zh-CN"/>
-        </w:rPr>
-      </w:pPr>
-      <w:r>
-        <w:rPr>
-          <w:rFonts w:hint="eastAsia" w:ascii="Times New Roman" w:hAnsi="Times New Roman" w:eastAsia="宋体" w:cs="Times New Roman"/>
-          <w:kern w:val="2"/>
-          <w:sz w:val="24"/>
-          <w:szCs w:val="22"/>
-          <w:lang w:eastAsia="zh-CN"/>
-        </w:rPr>
-        <w:t xml:space="preserve">  | CN20XXXXXXXXXX       | 人工智能模型质量评价方法 | 区别点1：该类专利通常基于固定规则或指标评测，本提案的评测尺度可从人工标注数据中自动学习；区别点2：本提案将评测拆分为结构化标注、问题映射、事实归档、裁决推理四个阶段 |</w:t>
-      </w:r>
-    </w:p>
-    <w:p>
-      <w:pPr>
-        <w:widowControl w:val="0"/>
-        <w:adjustRightInd w:val="0"/>
-        <w:snapToGrid w:val="0"/>
-        <w:spacing w:after="0" w:line="400" w:lineRule="atLeast"/>
-        <w:jc w:val="both"/>
-        <w:rPr>
-          <w:rFonts w:hint="eastAsia" w:ascii="Times New Roman" w:hAnsi="Times New Roman" w:eastAsia="宋体" w:cs="Times New Roman"/>
-          <w:kern w:val="2"/>
-          <w:sz w:val="24"/>
-          <w:szCs w:val="22"/>
-          <w:lang w:eastAsia="zh-CN"/>
-        </w:rPr>
-      </w:pPr>
-    </w:p>
-    <w:p>
-      <w:pPr>
-        <w:widowControl w:val="0"/>
-        <w:adjustRightInd w:val="0"/>
-        <w:snapToGrid w:val="0"/>
-        <w:spacing w:after="0" w:line="400" w:lineRule="atLeast"/>
-        <w:jc w:val="both"/>
-        <w:rPr>
-          <w:rFonts w:hint="eastAsia" w:ascii="Times New Roman" w:hAnsi="Times New Roman" w:eastAsia="宋体" w:cs="Times New Roman"/>
-          <w:kern w:val="2"/>
-          <w:sz w:val="24"/>
-          <w:szCs w:val="22"/>
-          <w:lang w:eastAsia="zh-CN"/>
-        </w:rPr>
-      </w:pPr>
-      <w:r>
-        <w:rPr>
-          <w:rFonts w:hint="eastAsia" w:ascii="宋体" w:hAnsi="宋体" w:eastAsia="宋体" w:cs="宋体"/>
-          <w:lang w:eastAsia="zh-CN"/>
-        </w:rPr>
-        <w:t xml:space="preserve">  </w:t>
-      </w:r>
-      <w:r>
-        <w:rPr>
-          <w:rFonts w:hint="eastAsia" w:ascii="Times New Roman" w:hAnsi="Times New Roman" w:eastAsia="宋体" w:cs="Times New Roman"/>
-          <w:kern w:val="2"/>
-          <w:sz w:val="24"/>
-          <w:szCs w:val="22"/>
-          <w:lang w:eastAsia="zh-CN"/>
-        </w:rPr>
-        <w:t xml:space="preserve">  ---</w:t>
-      </w:r>
-    </w:p>
-    <w:p>
-      <w:pPr>
-        <w:widowControl w:val="0"/>
-        <w:adjustRightInd w:val="0"/>
-        <w:snapToGrid w:val="0"/>
-        <w:spacing w:after="0" w:line="400" w:lineRule="atLeast"/>
-        <w:jc w:val="both"/>
-        <w:rPr>
-          <w:rFonts w:hint="eastAsia" w:ascii="Times New Roman" w:hAnsi="Times New Roman" w:eastAsia="宋体" w:cs="Times New Roman"/>
-          <w:kern w:val="2"/>
-          <w:sz w:val="24"/>
-          <w:szCs w:val="22"/>
-          <w:highlight w:val="yellow"/>
-          <w:lang w:eastAsia="zh-CN"/>
-        </w:rPr>
-      </w:pPr>
-      <w:r>
-        <w:rPr>
-          <w:rFonts w:hint="eastAsia" w:ascii="Times New Roman" w:hAnsi="Times New Roman" w:eastAsia="宋体" w:cs="Times New Roman"/>
-          <w:kern w:val="2"/>
-          <w:sz w:val="24"/>
-          <w:szCs w:val="22"/>
-          <w:lang w:eastAsia="zh-CN"/>
-        </w:rPr>
-        <w:t xml:space="preserve"> </w:t>
-      </w:r>
-      <w:r>
-        <w:rPr>
-          <w:rFonts w:hint="eastAsia" w:ascii="Times New Roman" w:hAnsi="Times New Roman" w:eastAsia="宋体" w:cs="Times New Roman"/>
-          <w:kern w:val="2"/>
-          <w:sz w:val="24"/>
-          <w:szCs w:val="22"/>
-          <w:highlight w:val="yellow"/>
-          <w:lang w:eastAsia="zh-CN"/>
-        </w:rPr>
-        <w:t>初步检索结果</w:t>
-      </w:r>
-    </w:p>
-    <w:p>
-      <w:pPr>
-        <w:widowControl w:val="0"/>
-        <w:adjustRightInd w:val="0"/>
-        <w:snapToGrid w:val="0"/>
-        <w:spacing w:after="0" w:line="400" w:lineRule="atLeast"/>
-        <w:jc w:val="both"/>
-        <w:rPr>
-          <w:rFonts w:hint="eastAsia" w:ascii="Times New Roman" w:hAnsi="Times New Roman" w:eastAsia="宋体" w:cs="Times New Roman"/>
-          <w:kern w:val="2"/>
-          <w:sz w:val="24"/>
-          <w:szCs w:val="22"/>
-          <w:highlight w:val="yellow"/>
-          <w:lang w:eastAsia="zh-CN"/>
-        </w:rPr>
-      </w:pPr>
-      <w:r>
-        <w:rPr>
-          <w:rFonts w:hint="eastAsia" w:ascii="Times New Roman" w:hAnsi="Times New Roman" w:eastAsia="宋体" w:cs="Times New Roman"/>
-          <w:kern w:val="2"/>
-          <w:sz w:val="24"/>
-          <w:szCs w:val="22"/>
-          <w:highlight w:val="yellow"/>
-          <w:lang w:eastAsia="zh-CN"/>
-        </w:rPr>
-        <w:t>检索关键词：(评测尺度自校准 or 自校准) and (分阶段裁决 or 分阶段) and (多模型对比 or 模型评测) and (大语言模型 or LLM)</w:t>
-      </w:r>
-    </w:p>
-    <w:p>
-      <w:pPr>
-        <w:widowControl w:val="0"/>
-        <w:adjustRightInd w:val="0"/>
-        <w:snapToGrid w:val="0"/>
-        <w:spacing w:after="0" w:line="400" w:lineRule="atLeast"/>
-        <w:jc w:val="both"/>
-        <w:rPr>
-          <w:rFonts w:hint="eastAsia" w:ascii="Times New Roman" w:hAnsi="Times New Roman" w:eastAsia="宋体" w:cs="Times New Roman"/>
-          <w:kern w:val="2"/>
-          <w:sz w:val="24"/>
-          <w:szCs w:val="22"/>
-          <w:highlight w:val="yellow"/>
-          <w:lang w:eastAsia="zh-CN"/>
-        </w:rPr>
-      </w:pPr>
-      <w:r>
-        <w:rPr>
-          <w:rFonts w:hint="eastAsia" w:ascii="Times New Roman" w:hAnsi="Times New Roman" w:eastAsia="宋体" w:cs="Times New Roman"/>
-          <w:kern w:val="2"/>
-          <w:sz w:val="24"/>
-          <w:szCs w:val="22"/>
-          <w:highlight w:val="yellow"/>
-          <w:lang w:eastAsia="zh-CN"/>
-        </w:rPr>
-        <w:t>检索结果：</w:t>
-      </w:r>
-    </w:p>
-    <w:p>
-      <w:pPr>
-        <w:widowControl w:val="0"/>
-        <w:adjustRightInd w:val="0"/>
-        <w:snapToGrid w:val="0"/>
-        <w:spacing w:after="0" w:line="400" w:lineRule="atLeast"/>
-        <w:jc w:val="both"/>
-        <w:rPr>
-          <w:rFonts w:hint="eastAsia" w:ascii="Times New Roman" w:hAnsi="Times New Roman" w:eastAsia="宋体" w:cs="Times New Roman"/>
-          <w:kern w:val="2"/>
-          <w:sz w:val="24"/>
-          <w:szCs w:val="22"/>
-          <w:highlight w:val="yellow"/>
-          <w:lang w:eastAsia="zh-CN"/>
-        </w:rPr>
-      </w:pPr>
-      <w:r>
-        <w:rPr>
-          <w:rFonts w:hint="eastAsia" w:ascii="Times New Roman" w:hAnsi="Times New Roman" w:eastAsia="宋体" w:cs="Times New Roman"/>
-          <w:kern w:val="2"/>
-          <w:sz w:val="24"/>
-          <w:szCs w:val="22"/>
-          <w:highlight w:val="yellow"/>
-          <w:lang w:eastAsia="zh-CN"/>
-        </w:rPr>
-        <w:t>CN202310528765.4 大语言模型输出质量评测方法、装置及电子设备</w:t>
-      </w:r>
-    </w:p>
-    <w:p>
-      <w:pPr>
-        <w:widowControl w:val="0"/>
-        <w:adjustRightInd w:val="0"/>
-        <w:snapToGrid w:val="0"/>
-        <w:spacing w:after="0" w:line="400" w:lineRule="atLeast"/>
-        <w:jc w:val="both"/>
-        <w:rPr>
-          <w:rFonts w:hint="eastAsia" w:ascii="Times New Roman" w:hAnsi="Times New Roman" w:eastAsia="宋体" w:cs="Times New Roman"/>
-          <w:kern w:val="2"/>
-          <w:sz w:val="24"/>
-          <w:szCs w:val="22"/>
-          <w:highlight w:val="yellow"/>
-          <w:lang w:eastAsia="zh-CN"/>
-        </w:rPr>
-      </w:pPr>
-      <w:r>
-        <w:rPr>
-          <w:rFonts w:hint="eastAsia" w:ascii="Times New Roman" w:hAnsi="Times New Roman" w:eastAsia="宋体" w:cs="Times New Roman"/>
-          <w:kern w:val="2"/>
-          <w:sz w:val="24"/>
-          <w:szCs w:val="22"/>
-          <w:highlight w:val="yellow"/>
-          <w:lang w:eastAsia="zh-CN"/>
-        </w:rPr>
-        <w:t>区别点1：该专利未使用评测尺度自校准机制，而是采用固定的评测规则，缺乏与人类标注尺度的动态对齐能力；</w:t>
-      </w:r>
-    </w:p>
-    <w:p>
-      <w:pPr>
-        <w:widowControl w:val="0"/>
-        <w:adjustRightInd w:val="0"/>
-        <w:snapToGrid w:val="0"/>
-        <w:spacing w:after="0" w:line="400" w:lineRule="atLeast"/>
-        <w:jc w:val="both"/>
-        <w:rPr>
-          <w:rFonts w:hint="eastAsia" w:ascii="Times New Roman" w:hAnsi="Times New Roman" w:eastAsia="宋体" w:cs="Times New Roman"/>
-          <w:kern w:val="2"/>
-          <w:sz w:val="24"/>
-          <w:szCs w:val="22"/>
-          <w:highlight w:val="yellow"/>
-          <w:lang w:eastAsia="zh-CN"/>
-        </w:rPr>
-      </w:pPr>
-      <w:r>
-        <w:rPr>
-          <w:rFonts w:hint="eastAsia" w:ascii="Times New Roman" w:hAnsi="Times New Roman" w:eastAsia="宋体" w:cs="Times New Roman"/>
-          <w:kern w:val="2"/>
-          <w:sz w:val="24"/>
-          <w:szCs w:val="22"/>
-          <w:highlight w:val="yellow"/>
-          <w:lang w:eastAsia="zh-CN"/>
-        </w:rPr>
-        <w:t>区别点2：该专利采用直接裁决方式，未实现分阶段的事实归档与决策分离机制，评测结果的可解释性较差；</w:t>
-      </w:r>
-    </w:p>
-    <w:p>
-      <w:pPr>
-        <w:widowControl w:val="0"/>
-        <w:adjustRightInd w:val="0"/>
-        <w:snapToGrid w:val="0"/>
-        <w:spacing w:after="0" w:line="400" w:lineRule="atLeast"/>
-        <w:jc w:val="both"/>
-        <w:rPr>
-          <w:rFonts w:hint="eastAsia" w:ascii="Times New Roman" w:hAnsi="Times New Roman" w:eastAsia="宋体" w:cs="Times New Roman"/>
-          <w:kern w:val="2"/>
-          <w:sz w:val="24"/>
-          <w:szCs w:val="22"/>
-          <w:lang w:eastAsia="zh-CN"/>
-        </w:rPr>
-      </w:pPr>
+          <w:lang w:val="en-US" w:eastAsia="zh-CN" w:bidi="ar-SA"/>
+        </w:rPr>
+        <w:t>区别点 3：未区分核心优势与致命缺陷的权重差异，未构建双知识库支撑差异化评测。</w:t>
+      </w:r>
     </w:p>
     <w:p>
       <w:pPr>
@@ -661,6 +269,8 @@
       <w:r>
         <w:rPr>
           <w:rFonts w:hint="default" w:ascii="Helvetica Neue" w:hAnsi="Helvetica Neue" w:eastAsia="宋体" w:cs="Times New Roman"/>
+          <w:b/>
+          <w:bCs/>
           <w:color w:val="060607"/>
           <w:spacing w:val="4"/>
           <w:sz w:val="24"/>
@@ -673,14 +283,28 @@
       <w:r>
         <w:rPr>
           <w:rFonts w:hint="eastAsia" w:ascii="Helvetica Neue" w:hAnsi="Helvetica Neue" w:eastAsia="宋体" w:cs="Times New Roman"/>
-          <w:color w:val="060607"/>
-          <w:spacing w:val="4"/>
-          <w:sz w:val="24"/>
-          <w:szCs w:val="24"/>
-          <w:shd w:val="clear" w:color="auto" w:fill="FFFFFF"/>
-          <w:lang w:val="en-US" w:eastAsia="zh-CN"/>
-        </w:rPr>
-        <w:t>：评测过程中对模型输出质量等级、问题标签的判定标准体系。</w:t>
+          <w:b/>
+          <w:bCs/>
+          <w:color w:val="060607"/>
+          <w:spacing w:val="4"/>
+          <w:sz w:val="24"/>
+          <w:szCs w:val="24"/>
+          <w:shd w:val="clear" w:color="auto" w:fill="FFFFFF"/>
+          <w:lang w:val="en-US" w:eastAsia="zh-CN"/>
+        </w:rPr>
+        <w:t>：</w:t>
+      </w:r>
+      <w:r>
+        <w:rPr>
+          <w:rFonts w:hint="eastAsia" w:ascii="Helvetica Neue" w:hAnsi="Helvetica Neue" w:eastAsia="宋体" w:cs="Times New Roman"/>
+          <w:color w:val="060607"/>
+          <w:spacing w:val="4"/>
+          <w:sz w:val="24"/>
+          <w:szCs w:val="24"/>
+          <w:shd w:val="clear" w:color="auto" w:fill="FFFFFF"/>
+          <w:lang w:val="en-US" w:eastAsia="zh-CN"/>
+        </w:rPr>
+        <w:t>评测过程中对模型输出质量等级、问题标签的判定标准体系。</w:t>
       </w:r>
     </w:p>
     <w:p>
@@ -701,27 +325,29 @@
       </w:pPr>
       <w:r>
         <w:rPr>
-          <w:rFonts w:hint="default" w:ascii="Helvetica Neue" w:hAnsi="Helvetica Neue" w:eastAsia="宋体" w:cs="Times New Roman"/>
-          <w:color w:val="060607"/>
-          <w:spacing w:val="4"/>
-          <w:sz w:val="24"/>
-          <w:szCs w:val="24"/>
-          <w:shd w:val="clear" w:color="auto" w:fill="FFFFFF"/>
-          <w:lang w:val="en-US" w:eastAsia="zh-CN"/>
-        </w:rPr>
-        <w:t>精标数据</w:t>
-      </w:r>
-      <w:r>
-        <w:rPr>
           <w:rFonts w:hint="eastAsia" w:ascii="Helvetica Neue" w:hAnsi="Helvetica Neue" w:eastAsia="宋体" w:cs="Times New Roman"/>
-          <w:color w:val="060607"/>
-          <w:spacing w:val="4"/>
-          <w:sz w:val="24"/>
-          <w:szCs w:val="24"/>
-          <w:shd w:val="clear" w:color="auto" w:fill="FFFFFF"/>
-          <w:lang w:val="en-US" w:eastAsia="zh-CN"/>
-        </w:rPr>
-        <w:t>：由领域专家按统一标准标注的高质量数据集，包含用户问题、模型输出、问题标签、合格率、对比结果及标注备注。</w:t>
+          <w:b/>
+          <w:bCs/>
+          <w:color w:val="060607"/>
+          <w:spacing w:val="4"/>
+          <w:sz w:val="24"/>
+          <w:szCs w:val="24"/>
+          <w:shd w:val="clear" w:color="auto" w:fill="FFFFFF"/>
+          <w:lang w:val="en-US" w:eastAsia="zh-CN"/>
+        </w:rPr>
+        <w:t>尺度自校准</w:t>
+      </w:r>
+      <w:r>
+        <w:rPr>
+          <w:rFonts w:hint="eastAsia" w:ascii="Helvetica Neue" w:hAnsi="Helvetica Neue" w:eastAsia="宋体" w:cs="Times New Roman"/>
+          <w:color w:val="060607"/>
+          <w:spacing w:val="4"/>
+          <w:sz w:val="24"/>
+          <w:szCs w:val="24"/>
+          <w:shd w:val="clear" w:color="auto" w:fill="FFFFFF"/>
+          <w:lang w:val="en-US" w:eastAsia="zh-CN"/>
+        </w:rPr>
+        <w:t>：基于历史精标数据自动学习标注规则、偏好及阈值，动态调整评测标准并构建胜利模式 / 失败触发器知识库，避免尺度漂移的机制。</w:t>
       </w:r>
     </w:p>
     <w:p>
@@ -743,14 +369,28 @@
       <w:r>
         <w:rPr>
           <w:rFonts w:hint="eastAsia" w:ascii="Helvetica Neue" w:hAnsi="Helvetica Neue" w:eastAsia="宋体" w:cs="Times New Roman"/>
-          <w:color w:val="060607"/>
-          <w:spacing w:val="4"/>
-          <w:sz w:val="24"/>
-          <w:szCs w:val="24"/>
-          <w:shd w:val="clear" w:color="auto" w:fill="FFFFFF"/>
-          <w:lang w:val="en-US" w:eastAsia="zh-CN"/>
-        </w:rPr>
-        <w:t>尺度自校准：基于历史精标数据自动学习标注规则、偏好及阈值，动态调整评测标准并构建胜利模式 / 失败触发器知识库，避免尺度漂移的机制。</w:t>
+          <w:b/>
+          <w:bCs/>
+          <w:color w:val="060607"/>
+          <w:spacing w:val="4"/>
+          <w:sz w:val="24"/>
+          <w:szCs w:val="24"/>
+          <w:shd w:val="clear" w:color="auto" w:fill="FFFFFF"/>
+          <w:lang w:val="en-US" w:eastAsia="zh-CN"/>
+        </w:rPr>
+        <w:t>尺度特征：</w:t>
+      </w:r>
+      <w:r>
+        <w:rPr>
+          <w:rFonts w:hint="eastAsia" w:ascii="Helvetica Neue" w:hAnsi="Helvetica Neue" w:eastAsia="宋体" w:cs="Times New Roman"/>
+          <w:color w:val="060607"/>
+          <w:spacing w:val="4"/>
+          <w:sz w:val="24"/>
+          <w:szCs w:val="24"/>
+          <w:shd w:val="clear" w:color="auto" w:fill="FFFFFF"/>
+          <w:lang w:val="en-US" w:eastAsia="zh-CN"/>
+        </w:rPr>
+        <w:t>问题标签与合格率的映射关系：即特定问题标签组合与最终合格率等级的对应规则（如“2 内容质量差_1. 内容错误”对应“弱智”等级）；</w:t>
       </w:r>
     </w:p>
     <w:p>
@@ -772,14 +412,28 @@
       <w:r>
         <w:rPr>
           <w:rFonts w:hint="eastAsia" w:ascii="Helvetica Neue" w:hAnsi="Helvetica Neue" w:eastAsia="宋体" w:cs="Times New Roman"/>
-          <w:color w:val="060607"/>
-          <w:spacing w:val="4"/>
-          <w:sz w:val="24"/>
-          <w:szCs w:val="24"/>
-          <w:shd w:val="clear" w:color="auto" w:fill="FFFFFF"/>
-          <w:lang w:val="en-US" w:eastAsia="zh-CN"/>
-        </w:rPr>
-        <w:t>尺度特征：问题标签与合格率的映射关系：即特定问题标签组合与最终合格率等级的对应规则（如“2 内容质量差_1. 内容错误”对应“弱智”等级）；</w:t>
+          <w:b/>
+          <w:bCs/>
+          <w:color w:val="060607"/>
+          <w:spacing w:val="4"/>
+          <w:sz w:val="24"/>
+          <w:szCs w:val="24"/>
+          <w:shd w:val="clear" w:color="auto" w:fill="FFFFFF"/>
+          <w:lang w:val="en-US" w:eastAsia="zh-CN"/>
+        </w:rPr>
+        <w:t>合格率：</w:t>
+      </w:r>
+      <w:r>
+        <w:rPr>
+          <w:rFonts w:hint="eastAsia" w:ascii="Helvetica Neue" w:hAnsi="Helvetica Neue" w:eastAsia="宋体" w:cs="Times New Roman"/>
+          <w:color w:val="060607"/>
+          <w:spacing w:val="4"/>
+          <w:sz w:val="24"/>
+          <w:szCs w:val="24"/>
+          <w:shd w:val="clear" w:color="auto" w:fill="FFFFFF"/>
+          <w:lang w:val="en-US" w:eastAsia="zh-CN"/>
+        </w:rPr>
+        <w:t>对模型输出质量的分级评价（弱智、不合格、合格、优质）。</w:t>
       </w:r>
     </w:p>
     <w:p>
@@ -800,15 +454,43 @@
       </w:pPr>
       <w:r>
         <w:rPr>
+          <w:rFonts w:hint="default" w:ascii="Helvetica Neue" w:hAnsi="Helvetica Neue" w:eastAsia="宋体" w:cs="Times New Roman"/>
+          <w:b/>
+          <w:bCs/>
+          <w:color w:val="060607"/>
+          <w:spacing w:val="4"/>
+          <w:sz w:val="24"/>
+          <w:szCs w:val="24"/>
+          <w:shd w:val="clear" w:color="auto" w:fill="FFFFFF"/>
+          <w:lang w:val="en-US" w:eastAsia="zh-CN"/>
+        </w:rPr>
+        <w:t>胜利模式知识库</w:t>
+      </w:r>
+      <w:r>
+        <w:rPr>
           <w:rFonts w:hint="eastAsia" w:ascii="Helvetica Neue" w:hAnsi="Helvetica Neue" w:eastAsia="宋体" w:cs="Times New Roman"/>
-          <w:color w:val="060607"/>
-          <w:spacing w:val="4"/>
-          <w:sz w:val="24"/>
-          <w:szCs w:val="24"/>
-          <w:shd w:val="clear" w:color="auto" w:fill="FFFFFF"/>
-          <w:lang w:val="en-US" w:eastAsia="zh-CN"/>
-        </w:rPr>
-        <w:t>合格率：对模型输出质量的分级评价（弱智、不合格、合格、优质）。</w:t>
+          <w:b/>
+          <w:bCs/>
+          <w:color w:val="060607"/>
+          <w:spacing w:val="4"/>
+          <w:sz w:val="24"/>
+          <w:szCs w:val="24"/>
+          <w:shd w:val="clear" w:color="auto" w:fill="FFFFFF"/>
+          <w:lang w:val="en-US" w:eastAsia="zh-CN"/>
+        </w:rPr>
+        <w:t>：</w:t>
+      </w:r>
+      <w:r>
+        <w:rPr>
+          <w:rFonts w:hint="eastAsia" w:ascii="Helvetica Neue" w:hAnsi="Helvetica Neue" w:eastAsia="宋体" w:cs="Times New Roman"/>
+          <w:color w:val="060607"/>
+          <w:spacing w:val="4"/>
+          <w:sz w:val="24"/>
+          <w:szCs w:val="24"/>
+          <w:shd w:val="clear" w:color="auto" w:fill="FFFFFF"/>
+          <w:lang w:val="en-US" w:eastAsia="zh-CN"/>
+        </w:rPr>
+        <w:t>存储模型输出核心优势特征的结构化知识库，包含优势名称、描述、关键词、影响力评级，用于识别模型显著优势。</w:t>
       </w:r>
     </w:p>
     <w:p>
@@ -829,27 +511,29 @@
       </w:pPr>
       <w:r>
         <w:rPr>
-          <w:rFonts w:hint="default" w:ascii="Helvetica Neue" w:hAnsi="Helvetica Neue" w:eastAsia="宋体" w:cs="Times New Roman"/>
-          <w:color w:val="060607"/>
-          <w:spacing w:val="4"/>
-          <w:sz w:val="24"/>
-          <w:szCs w:val="24"/>
-          <w:shd w:val="clear" w:color="auto" w:fill="FFFFFF"/>
-          <w:lang w:val="en-US" w:eastAsia="zh-CN"/>
-        </w:rPr>
-        <w:t>胜利模式知识库</w:t>
-      </w:r>
-      <w:r>
-        <w:rPr>
           <w:rFonts w:hint="eastAsia" w:ascii="Helvetica Neue" w:hAnsi="Helvetica Neue" w:eastAsia="宋体" w:cs="Times New Roman"/>
-          <w:color w:val="060607"/>
-          <w:spacing w:val="4"/>
-          <w:sz w:val="24"/>
-          <w:szCs w:val="24"/>
-          <w:shd w:val="clear" w:color="auto" w:fill="FFFFFF"/>
-          <w:lang w:val="en-US" w:eastAsia="zh-CN"/>
-        </w:rPr>
-        <w:t>：存储模型输出核心优势特征的结构化知识库，包含优势名称、描述、关键词、影响力评级，用于识别模型显著优势。</w:t>
+          <w:b/>
+          <w:bCs/>
+          <w:color w:val="060607"/>
+          <w:spacing w:val="4"/>
+          <w:sz w:val="24"/>
+          <w:szCs w:val="24"/>
+          <w:shd w:val="clear" w:color="auto" w:fill="FFFFFF"/>
+          <w:lang w:val="en-US" w:eastAsia="zh-CN"/>
+        </w:rPr>
+        <w:t>失败触发器知识库：</w:t>
+      </w:r>
+      <w:r>
+        <w:rPr>
+          <w:rFonts w:hint="eastAsia" w:ascii="Helvetica Neue" w:hAnsi="Helvetica Neue" w:eastAsia="宋体" w:cs="Times New Roman"/>
+          <w:color w:val="060607"/>
+          <w:spacing w:val="4"/>
+          <w:sz w:val="24"/>
+          <w:szCs w:val="24"/>
+          <w:shd w:val="clear" w:color="auto" w:fill="FFFFFF"/>
+          <w:lang w:val="en-US" w:eastAsia="zh-CN"/>
+        </w:rPr>
+        <w:t>存储模型输出致命错误模式的结构化知识库，包含错误名称、描述、关键词、严重性评级，用于快速识别致命缺陷。</w:t>
       </w:r>
     </w:p>
     <w:p>
@@ -871,14 +555,28 @@
       <w:r>
         <w:rPr>
           <w:rFonts w:hint="eastAsia" w:ascii="Helvetica Neue" w:hAnsi="Helvetica Neue" w:eastAsia="宋体" w:cs="Times New Roman"/>
-          <w:color w:val="060607"/>
-          <w:spacing w:val="4"/>
-          <w:sz w:val="24"/>
-          <w:szCs w:val="24"/>
-          <w:shd w:val="clear" w:color="auto" w:fill="FFFFFF"/>
-          <w:lang w:val="en-US" w:eastAsia="zh-CN"/>
-        </w:rPr>
-        <w:t>失败触发器知识库：存储模型输出致命错误模式的结构化知识库，包含错误名称、描述、关键词、严重性评级，用于快速识别致命缺陷。</w:t>
+          <w:b/>
+          <w:bCs/>
+          <w:color w:val="060607"/>
+          <w:spacing w:val="4"/>
+          <w:sz w:val="24"/>
+          <w:szCs w:val="24"/>
+          <w:shd w:val="clear" w:color="auto" w:fill="FFFFFF"/>
+          <w:lang w:val="en-US" w:eastAsia="zh-CN"/>
+        </w:rPr>
+        <w:t>问题容忍阈值：</w:t>
+      </w:r>
+      <w:r>
+        <w:rPr>
+          <w:rFonts w:hint="eastAsia" w:ascii="Helvetica Neue" w:hAnsi="Helvetica Neue" w:eastAsia="宋体" w:cs="Times New Roman"/>
+          <w:color w:val="060607"/>
+          <w:spacing w:val="4"/>
+          <w:sz w:val="24"/>
+          <w:szCs w:val="24"/>
+          <w:shd w:val="clear" w:color="auto" w:fill="FFFFFF"/>
+          <w:lang w:val="en-US" w:eastAsia="zh-CN"/>
+        </w:rPr>
+        <w:t>在特定业务场景下，对各类问题标签的可接受程度界定（“不可容忍”或“可适度容忍”），用于适配不同场景的质量要求差异；</w:t>
       </w:r>
     </w:p>
     <w:p>
@@ -897,6 +595,18 @@
           <w:lang w:val="en-US" w:eastAsia="zh-CN"/>
         </w:rPr>
       </w:pPr>
+      <w:r>
+        <w:rPr>
+          <w:rFonts w:hint="eastAsia" w:ascii="Helvetica Neue" w:hAnsi="Helvetica Neue" w:eastAsia="宋体" w:cs="Times New Roman"/>
+          <w:color w:val="060607"/>
+          <w:spacing w:val="4"/>
+          <w:sz w:val="24"/>
+          <w:szCs w:val="24"/>
+          <w:shd w:val="clear" w:color="auto" w:fill="FFFFFF"/>
+          <w:lang w:val="en-US" w:eastAsia="zh-CN"/>
+        </w:rPr>
+        <w:t>边界样本：模型输出质量处于两个合格率等级临界状态的样本（如介于“合格”与“优质”之间），或问题特征不明确、难以直接判定的样本；</w:t>
+      </w:r>
     </w:p>
     <w:p>
       <w:pPr>
@@ -917,14 +627,28 @@
       <w:r>
         <w:rPr>
           <w:rFonts w:hint="eastAsia" w:ascii="Helvetica Neue" w:hAnsi="Helvetica Neue" w:eastAsia="宋体" w:cs="Times New Roman"/>
-          <w:color w:val="060607"/>
-          <w:spacing w:val="4"/>
-          <w:sz w:val="24"/>
-          <w:szCs w:val="24"/>
-          <w:shd w:val="clear" w:color="auto" w:fill="FFFFFF"/>
-          <w:lang w:val="en-US" w:eastAsia="zh-CN"/>
-        </w:rPr>
-        <w:t>问题容忍阈值：在特定业务场景下，对各类问题标签的可接受程度界定（“不可容忍”或“可适度容忍”），用于适配不同场景的质量要求差异；</w:t>
+          <w:b/>
+          <w:bCs/>
+          <w:color w:val="060607"/>
+          <w:spacing w:val="4"/>
+          <w:sz w:val="24"/>
+          <w:szCs w:val="24"/>
+          <w:shd w:val="clear" w:color="auto" w:fill="FFFFFF"/>
+          <w:lang w:val="en-US" w:eastAsia="zh-CN"/>
+        </w:rPr>
+        <w:t>标注偏好：</w:t>
+      </w:r>
+      <w:r>
+        <w:rPr>
+          <w:rFonts w:hint="eastAsia" w:ascii="Helvetica Neue" w:hAnsi="Helvetica Neue" w:eastAsia="宋体" w:cs="Times New Roman"/>
+          <w:color w:val="060607"/>
+          <w:spacing w:val="4"/>
+          <w:sz w:val="24"/>
+          <w:szCs w:val="24"/>
+          <w:shd w:val="clear" w:color="auto" w:fill="FFFFFF"/>
+          <w:lang w:val="en-US" w:eastAsia="zh-CN"/>
+        </w:rPr>
+        <w:t>人工标注员在处理边界样本时的倾向性判定逻辑，是长期标注实践中形成的隐性经验。</w:t>
       </w:r>
     </w:p>
     <w:p>
@@ -934,6 +658,31 @@
         <w:spacing w:line="400" w:lineRule="atLeast"/>
         <w:ind w:firstLine="496" w:firstLineChars="200"/>
         <w:rPr>
+          <w:rFonts w:hint="default" w:ascii="Helvetica Neue" w:hAnsi="Helvetica Neue" w:eastAsia="宋体" w:cs="Times New Roman"/>
+          <w:color w:val="060607"/>
+          <w:spacing w:val="4"/>
+          <w:sz w:val="24"/>
+          <w:szCs w:val="24"/>
+          <w:shd w:val="clear" w:color="auto" w:fill="FFFFFF"/>
+          <w:lang w:val="en-US" w:eastAsia="zh-CN"/>
+        </w:rPr>
+      </w:pPr>
+      <w:r>
+        <w:rPr>
+          <w:rFonts w:hint="default" w:ascii="Helvetica Neue" w:hAnsi="Helvetica Neue" w:eastAsia="宋体" w:cs="Times New Roman"/>
+          <w:b/>
+          <w:bCs/>
+          <w:color w:val="060607"/>
+          <w:spacing w:val="4"/>
+          <w:sz w:val="24"/>
+          <w:szCs w:val="24"/>
+          <w:shd w:val="clear" w:color="auto" w:fill="FFFFFF"/>
+          <w:lang w:val="en-US" w:eastAsia="zh-CN"/>
+        </w:rPr>
+        <w:t>思维链标注</w:t>
+      </w:r>
+      <w:r>
+        <w:rPr>
           <w:rFonts w:hint="eastAsia" w:ascii="Helvetica Neue" w:hAnsi="Helvetica Neue" w:eastAsia="宋体" w:cs="Times New Roman"/>
           <w:color w:val="060607"/>
           <w:spacing w:val="4"/>
@@ -942,7 +691,20 @@
           <w:shd w:val="clear" w:color="auto" w:fill="FFFFFF"/>
           <w:lang w:val="en-US" w:eastAsia="zh-CN"/>
         </w:rPr>
-      </w:pPr>
+        <w:t>：</w:t>
+      </w:r>
+      <w:r>
+        <w:rPr>
+          <w:rFonts w:hint="default" w:ascii="Helvetica Neue" w:hAnsi="Helvetica Neue" w:eastAsia="宋体" w:cs="Times New Roman"/>
+          <w:color w:val="060607"/>
+          <w:spacing w:val="4"/>
+          <w:sz w:val="24"/>
+          <w:szCs w:val="24"/>
+          <w:shd w:val="clear" w:color="auto" w:fill="FFFFFF"/>
+          <w:lang w:val="en-US" w:eastAsia="zh-CN"/>
+        </w:rPr>
+        <w:t>按逻辑递进的多阶段流程完成标注，整合胜利模式 / 失败触发器知识库，每个阶段输出结构化结果，形成完整推理证据链的标注方式</w:t>
+      </w:r>
       <w:r>
         <w:rPr>
           <w:rFonts w:hint="eastAsia" w:ascii="Helvetica Neue" w:hAnsi="Helvetica Neue" w:eastAsia="宋体" w:cs="Times New Roman"/>
@@ -953,110 +715,8 @@
           <w:shd w:val="clear" w:color="auto" w:fill="FFFFFF"/>
           <w:lang w:val="en-US" w:eastAsia="zh-CN"/>
         </w:rPr>
-        <w:t>边界样本：模型输出质量处于两个合格率等级临界状态的样本（如介于“合格”与“优质”之间），或问题特征不明确、难以直接判定的样本；</w:t>
-      </w:r>
-    </w:p>
-    <w:p>
-      <w:pPr>
-        <w:adjustRightInd w:val="0"/>
-        <w:snapToGrid w:val="0"/>
-        <w:spacing w:line="400" w:lineRule="atLeast"/>
-        <w:ind w:firstLine="496" w:firstLineChars="200"/>
-        <w:rPr>
-          <w:rFonts w:hint="eastAsia" w:ascii="Helvetica Neue" w:hAnsi="Helvetica Neue" w:eastAsia="宋体" w:cs="Times New Roman"/>
-          <w:color w:val="060607"/>
-          <w:spacing w:val="4"/>
-          <w:sz w:val="24"/>
-          <w:szCs w:val="24"/>
-          <w:shd w:val="clear" w:color="auto" w:fill="FFFFFF"/>
-          <w:lang w:val="en-US" w:eastAsia="zh-CN"/>
-        </w:rPr>
-      </w:pPr>
-      <w:r>
-        <w:rPr>
-          <w:rFonts w:hint="eastAsia" w:ascii="Helvetica Neue" w:hAnsi="Helvetica Neue" w:eastAsia="宋体" w:cs="Times New Roman"/>
-          <w:color w:val="060607"/>
-          <w:spacing w:val="4"/>
-          <w:sz w:val="24"/>
-          <w:szCs w:val="24"/>
-          <w:shd w:val="clear" w:color="auto" w:fill="FFFFFF"/>
-          <w:lang w:val="en-US" w:eastAsia="zh-CN"/>
-        </w:rPr>
-        <w:t>标注偏好：人工标注员在处理边界样本时的倾向性判定逻辑，是长期标注实践中形成的隐性经验。</w:t>
-      </w:r>
-    </w:p>
-    <w:p>
-      <w:pPr>
-        <w:adjustRightInd w:val="0"/>
-        <w:snapToGrid w:val="0"/>
-        <w:spacing w:line="400" w:lineRule="atLeast"/>
-        <w:ind w:firstLine="496" w:firstLineChars="200"/>
-        <w:rPr>
-          <w:rFonts w:hint="default" w:ascii="Helvetica Neue" w:hAnsi="Helvetica Neue" w:eastAsia="宋体" w:cs="Times New Roman"/>
-          <w:color w:val="060607"/>
-          <w:spacing w:val="4"/>
-          <w:sz w:val="24"/>
-          <w:szCs w:val="24"/>
-          <w:shd w:val="clear" w:color="auto" w:fill="FFFFFF"/>
-          <w:lang w:val="en-US" w:eastAsia="zh-CN"/>
-        </w:rPr>
-      </w:pPr>
-      <w:r>
-        <w:rPr>
-          <w:rFonts w:hint="default" w:ascii="Helvetica Neue" w:hAnsi="Helvetica Neue" w:eastAsia="宋体" w:cs="Times New Roman"/>
-          <w:color w:val="060607"/>
-          <w:spacing w:val="4"/>
-          <w:sz w:val="24"/>
-          <w:szCs w:val="24"/>
-          <w:shd w:val="clear" w:color="auto" w:fill="FFFFFF"/>
-          <w:lang w:val="en-US" w:eastAsia="zh-CN"/>
-        </w:rPr>
-        <w:t>思维链标注</w:t>
-      </w:r>
-      <w:r>
-        <w:rPr>
-          <w:rFonts w:hint="eastAsia" w:ascii="Helvetica Neue" w:hAnsi="Helvetica Neue" w:eastAsia="宋体" w:cs="Times New Roman"/>
-          <w:color w:val="060607"/>
-          <w:spacing w:val="4"/>
-          <w:sz w:val="24"/>
-          <w:szCs w:val="24"/>
-          <w:shd w:val="clear" w:color="auto" w:fill="FFFFFF"/>
-          <w:lang w:val="en-US" w:eastAsia="zh-CN"/>
-        </w:rPr>
-        <w:t>：</w:t>
-      </w:r>
-      <w:r>
-        <w:rPr>
-          <w:rFonts w:hint="default" w:ascii="Helvetica Neue" w:hAnsi="Helvetica Neue" w:eastAsia="宋体" w:cs="Times New Roman"/>
-          <w:color w:val="060607"/>
-          <w:spacing w:val="4"/>
-          <w:sz w:val="24"/>
-          <w:szCs w:val="24"/>
-          <w:shd w:val="clear" w:color="auto" w:fill="FFFFFF"/>
-          <w:lang w:val="en-US" w:eastAsia="zh-CN"/>
-        </w:rPr>
-        <w:t>按逻辑递进的多阶段流程完成标注，整合胜利模式 / 失败触发器知识库，每个阶段输出结构化结果，形成完整推理证据链的标注方式</w:t>
-      </w:r>
-      <w:r>
-        <w:rPr>
-          <w:rFonts w:hint="eastAsia" w:ascii="Helvetica Neue" w:hAnsi="Helvetica Neue" w:eastAsia="宋体" w:cs="Times New Roman"/>
-          <w:color w:val="060607"/>
-          <w:spacing w:val="4"/>
-          <w:sz w:val="24"/>
-          <w:szCs w:val="24"/>
-          <w:shd w:val="clear" w:color="auto" w:fill="FFFFFF"/>
-          <w:lang w:val="en-US" w:eastAsia="zh-CN"/>
-        </w:rPr>
         <w:t>。</w:t>
       </w:r>
-    </w:p>
-    <w:p>
-      <w:pPr>
-        <w:rPr>
-          <w:rFonts w:hint="default"/>
-          <w:lang w:val="en-US" w:eastAsia="zh-CN"/>
-        </w:rPr>
-      </w:pPr>
     </w:p>
     <w:p>
       <w:pPr>
@@ -5577,27 +5237,6 @@
     </w:p>
     <w:p>
       <w:pPr>
-        <w:widowControl w:val="0"/>
-        <w:adjustRightInd w:val="0"/>
-        <w:snapToGrid w:val="0"/>
-        <w:spacing w:after="0" w:line="400" w:lineRule="atLeast"/>
-        <w:jc w:val="both"/>
-        <w:rPr>
-          <w:rFonts w:hint="eastAsia" w:ascii="Helvetica" w:hAnsi="Helvetica" w:eastAsia="宋体" w:cs="Helvetica"/>
-          <w:b w:val="0"/>
-          <w:bCs w:val="0"/>
-          <w:color w:val="060607"/>
-          <w:spacing w:val="4"/>
-          <w:kern w:val="2"/>
-          <w:sz w:val="24"/>
-          <w:szCs w:val="24"/>
-          <w:shd w:val="clear" w:color="auto" w:fill="FFFFFF"/>
-          <w:lang w:val="en-US" w:eastAsia="zh-CN" w:bidi="ar-SA"/>
-        </w:rPr>
-      </w:pPr>
-    </w:p>
-    <w:p>
-      <w:pPr>
         <w:pStyle w:val="4"/>
         <w:bidi w:val="0"/>
         <w:rPr>
@@ -5729,16 +5368,12 @@
         <w:spacing w:after="0" w:line="400" w:lineRule="atLeast"/>
         <w:jc w:val="both"/>
         <w:rPr>
-          <w:rFonts w:hint="eastAsia" w:ascii="Helvetica" w:hAnsi="Helvetica" w:eastAsia="宋体" w:cs="Helvetica"/>
-          <w:b w:val="0"/>
-          <w:bCs w:val="0"/>
-          <w:color w:val="060607"/>
-          <w:spacing w:val="4"/>
-          <w:kern w:val="2"/>
-          <w:sz w:val="24"/>
-          <w:szCs w:val="24"/>
-          <w:shd w:val="clear" w:color="auto" w:fill="FFFFFF"/>
-          <w:lang w:val="en-US" w:eastAsia="zh-CN" w:bidi="ar-SA"/>
+          <w:rFonts w:hint="eastAsia" w:ascii="Arial" w:hAnsi="Arial" w:eastAsia="宋体" w:cs="Arial"/>
+          <w:kern w:val="2"/>
+          <w:sz w:val="20"/>
+          <w:szCs w:val="20"/>
+          <w:shd w:val="clear" w:color="auto" w:fill="FFFFFF"/>
+          <w:lang w:val="en-US" w:eastAsia="zh-CN"/>
         </w:rPr>
       </w:pPr>
       <w:r>
@@ -5759,12 +5394,640 @@
     </w:p>
     <w:p>
       <w:pPr>
-        <w:widowControl/>
-        <w:adjustRightInd/>
-        <w:snapToGrid/>
-        <w:spacing w:after="0" w:line="240" w:lineRule="auto"/>
-        <w:ind w:left="210" w:leftChars="100" w:firstLine="240" w:firstLineChars="100"/>
-        <w:jc w:val="left"/>
+        <w:pStyle w:val="4"/>
+        <w:bidi w:val="0"/>
+        <w:rPr>
+          <w:rFonts w:hint="eastAsia" w:ascii="宋体" w:hAnsi="宋体" w:eastAsia="宋体" w:cs="宋体"/>
+          <w:lang w:val="en-US" w:eastAsia="zh-CN"/>
+        </w:rPr>
+      </w:pPr>
+      <w:r>
+        <w:rPr>
+          <w:rFonts w:hint="eastAsia" w:ascii="宋体" w:hAnsi="宋体" w:eastAsia="宋体" w:cs="宋体"/>
+          <w:lang w:val="en-US" w:eastAsia="zh-CN"/>
+        </w:rPr>
+        <w:t>本发明实施方式二：动态更新双知识库优化版评测方案</w:t>
+      </w:r>
+    </w:p>
+    <w:p>
+      <w:pPr>
+        <w:widowControl w:val="0"/>
+        <w:adjustRightInd w:val="0"/>
+        <w:snapToGrid w:val="0"/>
+        <w:spacing w:after="0" w:line="400" w:lineRule="atLeast"/>
+        <w:jc w:val="both"/>
+        <w:rPr>
+          <w:rFonts w:hint="eastAsia" w:ascii="Helvetica" w:hAnsi="Helvetica" w:eastAsia="宋体" w:cs="Helvetica"/>
+          <w:b w:val="0"/>
+          <w:bCs w:val="0"/>
+          <w:color w:val="060607"/>
+          <w:spacing w:val="4"/>
+          <w:kern w:val="2"/>
+          <w:sz w:val="24"/>
+          <w:szCs w:val="24"/>
+          <w:shd w:val="clear" w:color="auto" w:fill="FFFFFF"/>
+          <w:lang w:val="en-US" w:eastAsia="zh-CN" w:bidi="ar-SA"/>
+        </w:rPr>
+      </w:pPr>
+      <w:r>
+        <w:rPr>
+          <w:rFonts w:hint="eastAsia" w:ascii="Helvetica" w:hAnsi="Helvetica" w:eastAsia="宋体" w:cs="Helvetica"/>
+          <w:b w:val="0"/>
+          <w:bCs w:val="0"/>
+          <w:color w:val="060607"/>
+          <w:spacing w:val="4"/>
+          <w:kern w:val="2"/>
+          <w:sz w:val="24"/>
+          <w:szCs w:val="24"/>
+          <w:shd w:val="clear" w:color="auto" w:fill="FFFFFF"/>
+          <w:lang w:val="en-US" w:eastAsia="zh-CN" w:bidi="ar-SA"/>
+        </w:rPr>
+        <w:t>本实施方式在基础版之上，增加双知识库与评测尺度的动态更新机制，适用于场景需求迭代快、新问题 / 新优势频繁出现的评测场景，具体实施步骤如下：</w:t>
+      </w:r>
+    </w:p>
+    <w:p>
+      <w:pPr>
+        <w:widowControl w:val="0"/>
+        <w:adjustRightInd w:val="0"/>
+        <w:snapToGrid w:val="0"/>
+        <w:spacing w:after="0" w:line="400" w:lineRule="atLeast"/>
+        <w:jc w:val="both"/>
+        <w:rPr>
+          <w:rFonts w:hint="eastAsia" w:ascii="Helvetica" w:hAnsi="Helvetica" w:eastAsia="宋体" w:cs="Helvetica"/>
+          <w:b/>
+          <w:bCs/>
+          <w:color w:val="060607"/>
+          <w:spacing w:val="4"/>
+          <w:kern w:val="2"/>
+          <w:sz w:val="24"/>
+          <w:szCs w:val="24"/>
+          <w:shd w:val="clear" w:color="auto" w:fill="FFFFFF"/>
+          <w:lang w:val="en-US" w:eastAsia="zh-CN" w:bidi="ar-SA"/>
+        </w:rPr>
+      </w:pPr>
+      <w:r>
+        <w:rPr>
+          <w:rFonts w:hint="eastAsia" w:ascii="Helvetica" w:hAnsi="Helvetica" w:eastAsia="宋体" w:cs="Helvetica"/>
+          <w:b/>
+          <w:bCs/>
+          <w:color w:val="060607"/>
+          <w:spacing w:val="4"/>
+          <w:kern w:val="2"/>
+          <w:sz w:val="24"/>
+          <w:szCs w:val="24"/>
+          <w:shd w:val="clear" w:color="auto" w:fill="FFFFFF"/>
+          <w:lang w:val="en-US" w:eastAsia="zh-CN" w:bidi="ar-SA"/>
+        </w:rPr>
+        <w:t>步骤 1：初始知识库与尺度规则构建</w:t>
+      </w:r>
+    </w:p>
+    <w:p>
+      <w:pPr>
+        <w:widowControl w:val="0"/>
+        <w:adjustRightInd w:val="0"/>
+        <w:snapToGrid w:val="0"/>
+        <w:spacing w:after="0" w:line="400" w:lineRule="atLeast"/>
+        <w:jc w:val="both"/>
+        <w:rPr>
+          <w:rFonts w:hint="eastAsia" w:ascii="Helvetica" w:hAnsi="Helvetica" w:eastAsia="宋体" w:cs="Helvetica"/>
+          <w:b w:val="0"/>
+          <w:bCs w:val="0"/>
+          <w:color w:val="060607"/>
+          <w:spacing w:val="4"/>
+          <w:kern w:val="2"/>
+          <w:sz w:val="24"/>
+          <w:szCs w:val="24"/>
+          <w:shd w:val="clear" w:color="auto" w:fill="FFFFFF"/>
+          <w:lang w:val="en-US" w:eastAsia="zh-CN" w:bidi="ar-SA"/>
+        </w:rPr>
+      </w:pPr>
+      <w:r>
+        <w:rPr>
+          <w:rFonts w:hint="eastAsia" w:ascii="Helvetica" w:hAnsi="Helvetica" w:eastAsia="宋体" w:cs="Helvetica"/>
+          <w:b w:val="0"/>
+          <w:bCs w:val="0"/>
+          <w:color w:val="060607"/>
+          <w:spacing w:val="4"/>
+          <w:kern w:val="2"/>
+          <w:sz w:val="24"/>
+          <w:szCs w:val="24"/>
+          <w:shd w:val="clear" w:color="auto" w:fill="FFFFFF"/>
+          <w:lang w:val="en-US" w:eastAsia="zh-CN" w:bidi="ar-SA"/>
+        </w:rPr>
+        <w:t>同实施方式一的步骤 1-2，完成固定双知识库与初始评测尺度约束信息的搭建。</w:t>
+      </w:r>
+    </w:p>
+    <w:p>
+      <w:pPr>
+        <w:widowControl w:val="0"/>
+        <w:adjustRightInd w:val="0"/>
+        <w:snapToGrid w:val="0"/>
+        <w:spacing w:after="0" w:line="400" w:lineRule="atLeast"/>
+        <w:jc w:val="both"/>
+        <w:rPr>
+          <w:rFonts w:hint="eastAsia" w:ascii="Helvetica" w:hAnsi="Helvetica" w:eastAsia="宋体" w:cs="Helvetica"/>
+          <w:b/>
+          <w:bCs/>
+          <w:color w:val="060607"/>
+          <w:spacing w:val="4"/>
+          <w:kern w:val="2"/>
+          <w:sz w:val="24"/>
+          <w:szCs w:val="24"/>
+          <w:shd w:val="clear" w:color="auto" w:fill="FFFFFF"/>
+          <w:lang w:val="en-US" w:eastAsia="zh-CN" w:bidi="ar-SA"/>
+        </w:rPr>
+      </w:pPr>
+      <w:r>
+        <w:rPr>
+          <w:rFonts w:hint="eastAsia" w:ascii="Helvetica" w:hAnsi="Helvetica" w:eastAsia="宋体" w:cs="Helvetica"/>
+          <w:b/>
+          <w:bCs/>
+          <w:color w:val="060607"/>
+          <w:spacing w:val="4"/>
+          <w:kern w:val="2"/>
+          <w:sz w:val="24"/>
+          <w:szCs w:val="24"/>
+          <w:shd w:val="clear" w:color="auto" w:fill="FFFFFF"/>
+          <w:lang w:val="en-US" w:eastAsia="zh-CN" w:bidi="ar-SA"/>
+        </w:rPr>
+        <w:t>步骤 2：新增精标数据收集与融合</w:t>
+      </w:r>
+    </w:p>
+    <w:p>
+      <w:pPr>
+        <w:widowControl w:val="0"/>
+        <w:adjustRightInd w:val="0"/>
+        <w:snapToGrid w:val="0"/>
+        <w:spacing w:after="0" w:line="400" w:lineRule="atLeast"/>
+        <w:jc w:val="both"/>
+        <w:rPr>
+          <w:rFonts w:hint="eastAsia" w:ascii="Helvetica" w:hAnsi="Helvetica" w:eastAsia="宋体" w:cs="Helvetica"/>
+          <w:b w:val="0"/>
+          <w:bCs w:val="0"/>
+          <w:color w:val="060607"/>
+          <w:spacing w:val="4"/>
+          <w:kern w:val="2"/>
+          <w:sz w:val="24"/>
+          <w:szCs w:val="24"/>
+          <w:shd w:val="clear" w:color="auto" w:fill="FFFFFF"/>
+          <w:lang w:val="en-US" w:eastAsia="zh-CN" w:bidi="ar-SA"/>
+        </w:rPr>
+      </w:pPr>
+      <w:r>
+        <w:rPr>
+          <w:rFonts w:hint="eastAsia" w:ascii="Helvetica" w:hAnsi="Helvetica" w:eastAsia="宋体" w:cs="Helvetica"/>
+          <w:b w:val="0"/>
+          <w:bCs w:val="0"/>
+          <w:color w:val="060607"/>
+          <w:spacing w:val="4"/>
+          <w:kern w:val="2"/>
+          <w:sz w:val="24"/>
+          <w:szCs w:val="24"/>
+          <w:shd w:val="clear" w:color="auto" w:fill="FFFFFF"/>
+          <w:lang w:val="en-US" w:eastAsia="zh-CN" w:bidi="ar-SA"/>
+        </w:rPr>
+        <w:t>定期收集新增高质量精标数据（例如，每周期≥500 条，标注一致性≥90%），包含新出现的核心优势、致命错误及标注备注；</w:t>
+      </w:r>
+    </w:p>
+    <w:p>
+      <w:pPr>
+        <w:widowControl w:val="0"/>
+        <w:adjustRightInd w:val="0"/>
+        <w:snapToGrid w:val="0"/>
+        <w:spacing w:after="0" w:line="400" w:lineRule="atLeast"/>
+        <w:jc w:val="both"/>
+        <w:rPr>
+          <w:rFonts w:hint="eastAsia" w:ascii="Helvetica" w:hAnsi="Helvetica" w:eastAsia="宋体" w:cs="Helvetica"/>
+          <w:b w:val="0"/>
+          <w:bCs w:val="0"/>
+          <w:color w:val="060607"/>
+          <w:spacing w:val="4"/>
+          <w:kern w:val="2"/>
+          <w:sz w:val="24"/>
+          <w:szCs w:val="24"/>
+          <w:shd w:val="clear" w:color="auto" w:fill="FFFFFF"/>
+          <w:lang w:val="en-US" w:eastAsia="zh-CN" w:bidi="ar-SA"/>
+        </w:rPr>
+      </w:pPr>
+      <w:r>
+        <w:rPr>
+          <w:rFonts w:hint="eastAsia" w:ascii="Helvetica" w:hAnsi="Helvetica" w:eastAsia="宋体" w:cs="Helvetica"/>
+          <w:b w:val="0"/>
+          <w:bCs w:val="0"/>
+          <w:color w:val="060607"/>
+          <w:spacing w:val="4"/>
+          <w:kern w:val="2"/>
+          <w:sz w:val="24"/>
+          <w:szCs w:val="24"/>
+          <w:shd w:val="clear" w:color="auto" w:fill="FFFFFF"/>
+          <w:lang w:val="en-US" w:eastAsia="zh-CN" w:bidi="ar-SA"/>
+        </w:rPr>
+        <w:t>数据融合：将新增数据与历史数据合并，剔除重复样本，确保数据集覆盖最新场景需求与模型输出特征。</w:t>
+      </w:r>
+    </w:p>
+    <w:p>
+      <w:pPr>
+        <w:widowControl w:val="0"/>
+        <w:adjustRightInd w:val="0"/>
+        <w:snapToGrid w:val="0"/>
+        <w:spacing w:after="0" w:line="400" w:lineRule="atLeast"/>
+        <w:jc w:val="both"/>
+        <w:rPr>
+          <w:rFonts w:hint="eastAsia" w:ascii="Helvetica" w:hAnsi="Helvetica" w:eastAsia="宋体" w:cs="Helvetica"/>
+          <w:b/>
+          <w:bCs/>
+          <w:color w:val="060607"/>
+          <w:spacing w:val="4"/>
+          <w:kern w:val="2"/>
+          <w:sz w:val="24"/>
+          <w:szCs w:val="24"/>
+          <w:shd w:val="clear" w:color="auto" w:fill="FFFFFF"/>
+          <w:lang w:val="en-US" w:eastAsia="zh-CN" w:bidi="ar-SA"/>
+        </w:rPr>
+      </w:pPr>
+      <w:r>
+        <w:rPr>
+          <w:rFonts w:hint="eastAsia" w:ascii="Helvetica" w:hAnsi="Helvetica" w:eastAsia="宋体" w:cs="Helvetica"/>
+          <w:b/>
+          <w:bCs/>
+          <w:color w:val="060607"/>
+          <w:spacing w:val="4"/>
+          <w:kern w:val="2"/>
+          <w:sz w:val="24"/>
+          <w:szCs w:val="24"/>
+          <w:shd w:val="clear" w:color="auto" w:fill="FFFFFF"/>
+          <w:lang w:val="en-US" w:eastAsia="zh-CN" w:bidi="ar-SA"/>
+        </w:rPr>
+        <w:t>步骤 3：双知识库动态更新</w:t>
+      </w:r>
+    </w:p>
+    <w:p>
+      <w:pPr>
+        <w:widowControl w:val="0"/>
+        <w:adjustRightInd w:val="0"/>
+        <w:snapToGrid w:val="0"/>
+        <w:spacing w:after="0" w:line="400" w:lineRule="atLeast"/>
+        <w:jc w:val="both"/>
+        <w:rPr>
+          <w:rFonts w:hint="eastAsia" w:ascii="Helvetica" w:hAnsi="Helvetica" w:eastAsia="宋体" w:cs="Helvetica"/>
+          <w:b w:val="0"/>
+          <w:bCs w:val="0"/>
+          <w:color w:val="060607"/>
+          <w:spacing w:val="4"/>
+          <w:kern w:val="2"/>
+          <w:sz w:val="24"/>
+          <w:szCs w:val="24"/>
+          <w:shd w:val="clear" w:color="auto" w:fill="FFFFFF"/>
+          <w:lang w:val="en-US" w:eastAsia="zh-CN" w:bidi="ar-SA"/>
+        </w:rPr>
+      </w:pPr>
+      <w:r>
+        <w:rPr>
+          <w:rFonts w:hint="eastAsia" w:ascii="Helvetica" w:hAnsi="Helvetica" w:eastAsia="宋体" w:cs="Helvetica"/>
+          <w:b w:val="0"/>
+          <w:bCs w:val="0"/>
+          <w:color w:val="060607"/>
+          <w:spacing w:val="4"/>
+          <w:kern w:val="2"/>
+          <w:sz w:val="24"/>
+          <w:szCs w:val="24"/>
+          <w:shd w:val="clear" w:color="auto" w:fill="FFFFFF"/>
+          <w:lang w:val="en-US" w:eastAsia="zh-CN" w:bidi="ar-SA"/>
+        </w:rPr>
+        <w:t>通过大语言模型自动学习新增数据特征，更新双知识库：</w:t>
+      </w:r>
+    </w:p>
+    <w:p>
+      <w:pPr>
+        <w:widowControl w:val="0"/>
+        <w:adjustRightInd w:val="0"/>
+        <w:snapToGrid w:val="0"/>
+        <w:spacing w:after="0" w:line="400" w:lineRule="atLeast"/>
+        <w:jc w:val="both"/>
+        <w:rPr>
+          <w:rFonts w:hint="eastAsia" w:ascii="Helvetica" w:hAnsi="Helvetica" w:eastAsia="宋体" w:cs="Helvetica"/>
+          <w:b w:val="0"/>
+          <w:bCs w:val="0"/>
+          <w:color w:val="060607"/>
+          <w:spacing w:val="4"/>
+          <w:kern w:val="2"/>
+          <w:sz w:val="24"/>
+          <w:szCs w:val="24"/>
+          <w:shd w:val="clear" w:color="auto" w:fill="FFFFFF"/>
+          <w:lang w:val="en-US" w:eastAsia="zh-CN" w:bidi="ar-SA"/>
+        </w:rPr>
+      </w:pPr>
+      <w:r>
+        <w:rPr>
+          <w:rFonts w:hint="eastAsia" w:ascii="Helvetica" w:hAnsi="Helvetica" w:eastAsia="宋体" w:cs="Helvetica"/>
+          <w:b w:val="0"/>
+          <w:bCs w:val="0"/>
+          <w:color w:val="060607"/>
+          <w:spacing w:val="4"/>
+          <w:kern w:val="2"/>
+          <w:sz w:val="24"/>
+          <w:szCs w:val="24"/>
+          <w:shd w:val="clear" w:color="auto" w:fill="FFFFFF"/>
+          <w:lang w:val="en-US" w:eastAsia="zh-CN" w:bidi="ar-SA"/>
+        </w:rPr>
+        <w:t>胜利模式知识库更新：识别新增高频优势（出现频次≥30 次），补充至知识库，同步更新影响力评级（基于标注员对新优势的重视程度）；</w:t>
+      </w:r>
+    </w:p>
+    <w:p>
+      <w:pPr>
+        <w:widowControl w:val="0"/>
+        <w:adjustRightInd w:val="0"/>
+        <w:snapToGrid w:val="0"/>
+        <w:spacing w:after="0" w:line="400" w:lineRule="atLeast"/>
+        <w:jc w:val="both"/>
+        <w:rPr>
+          <w:rFonts w:hint="eastAsia" w:ascii="Helvetica" w:hAnsi="Helvetica" w:eastAsia="宋体" w:cs="Helvetica"/>
+          <w:b w:val="0"/>
+          <w:bCs w:val="0"/>
+          <w:color w:val="060607"/>
+          <w:spacing w:val="4"/>
+          <w:kern w:val="2"/>
+          <w:sz w:val="24"/>
+          <w:szCs w:val="24"/>
+          <w:shd w:val="clear" w:color="auto" w:fill="FFFFFF"/>
+          <w:lang w:val="en-US" w:eastAsia="zh-CN" w:bidi="ar-SA"/>
+        </w:rPr>
+      </w:pPr>
+      <w:r>
+        <w:rPr>
+          <w:rFonts w:hint="eastAsia" w:ascii="Helvetica" w:hAnsi="Helvetica" w:eastAsia="宋体" w:cs="Helvetica"/>
+          <w:b w:val="0"/>
+          <w:bCs w:val="0"/>
+          <w:color w:val="060607"/>
+          <w:spacing w:val="4"/>
+          <w:kern w:val="2"/>
+          <w:sz w:val="24"/>
+          <w:szCs w:val="24"/>
+          <w:shd w:val="clear" w:color="auto" w:fill="FFFFFF"/>
+          <w:lang w:val="en-US" w:eastAsia="zh-CN" w:bidi="ar-SA"/>
+        </w:rPr>
+        <w:t>失败触发器知识库更新：识别新增高频致命错误（出现频次≥30 次），补充至知识库，同步更新严重性评级；</w:t>
+      </w:r>
+    </w:p>
+    <w:p>
+      <w:pPr>
+        <w:widowControl w:val="0"/>
+        <w:adjustRightInd w:val="0"/>
+        <w:snapToGrid w:val="0"/>
+        <w:spacing w:after="0" w:line="400" w:lineRule="atLeast"/>
+        <w:jc w:val="both"/>
+        <w:rPr>
+          <w:rFonts w:hint="eastAsia" w:ascii="Helvetica" w:hAnsi="Helvetica" w:eastAsia="宋体" w:cs="Helvetica"/>
+          <w:b w:val="0"/>
+          <w:bCs w:val="0"/>
+          <w:color w:val="060607"/>
+          <w:spacing w:val="4"/>
+          <w:kern w:val="2"/>
+          <w:sz w:val="24"/>
+          <w:szCs w:val="24"/>
+          <w:shd w:val="clear" w:color="auto" w:fill="FFFFFF"/>
+          <w:lang w:val="en-US" w:eastAsia="zh-CN" w:bidi="ar-SA"/>
+        </w:rPr>
+      </w:pPr>
+      <w:r>
+        <w:rPr>
+          <w:rFonts w:hint="eastAsia" w:ascii="Helvetica" w:hAnsi="Helvetica" w:eastAsia="宋体" w:cs="Helvetica"/>
+          <w:b w:val="0"/>
+          <w:bCs w:val="0"/>
+          <w:color w:val="060607"/>
+          <w:spacing w:val="4"/>
+          <w:kern w:val="2"/>
+          <w:sz w:val="24"/>
+          <w:szCs w:val="24"/>
+          <w:shd w:val="clear" w:color="auto" w:fill="FFFFFF"/>
+          <w:lang w:val="en-US" w:eastAsia="zh-CN" w:bidi="ar-SA"/>
+        </w:rPr>
+        <w:t>去重优化：删除知识库中低频优势 / 错误（新增数据中出现频次＜5 次），确保知识库精简高效（总数量控制在 20 个以内）。</w:t>
+      </w:r>
+    </w:p>
+    <w:p>
+      <w:pPr>
+        <w:widowControl w:val="0"/>
+        <w:adjustRightInd w:val="0"/>
+        <w:snapToGrid w:val="0"/>
+        <w:spacing w:after="0" w:line="400" w:lineRule="atLeast"/>
+        <w:jc w:val="both"/>
+        <w:rPr>
+          <w:rFonts w:hint="eastAsia" w:ascii="Helvetica" w:hAnsi="Helvetica" w:eastAsia="宋体" w:cs="Helvetica"/>
+          <w:b/>
+          <w:bCs/>
+          <w:color w:val="060607"/>
+          <w:spacing w:val="4"/>
+          <w:kern w:val="2"/>
+          <w:sz w:val="24"/>
+          <w:szCs w:val="24"/>
+          <w:shd w:val="clear" w:color="auto" w:fill="FFFFFF"/>
+          <w:lang w:val="en-US" w:eastAsia="zh-CN" w:bidi="ar-SA"/>
+        </w:rPr>
+      </w:pPr>
+      <w:r>
+        <w:rPr>
+          <w:rFonts w:hint="eastAsia" w:ascii="Helvetica" w:hAnsi="Helvetica" w:eastAsia="宋体" w:cs="Helvetica"/>
+          <w:b/>
+          <w:bCs/>
+          <w:color w:val="060607"/>
+          <w:spacing w:val="4"/>
+          <w:kern w:val="2"/>
+          <w:sz w:val="24"/>
+          <w:szCs w:val="24"/>
+          <w:shd w:val="clear" w:color="auto" w:fill="FFFFFF"/>
+          <w:lang w:val="en-US" w:eastAsia="zh-CN" w:bidi="ar-SA"/>
+        </w:rPr>
+        <w:t>步骤 4：评测尺度约束信息迭代</w:t>
+      </w:r>
+    </w:p>
+    <w:p>
+      <w:pPr>
+        <w:widowControl w:val="0"/>
+        <w:adjustRightInd w:val="0"/>
+        <w:snapToGrid w:val="0"/>
+        <w:spacing w:after="0" w:line="400" w:lineRule="atLeast"/>
+        <w:jc w:val="both"/>
+        <w:rPr>
+          <w:rFonts w:hint="eastAsia" w:ascii="Helvetica" w:hAnsi="Helvetica" w:eastAsia="宋体" w:cs="Helvetica"/>
+          <w:b w:val="0"/>
+          <w:bCs w:val="0"/>
+          <w:color w:val="060607"/>
+          <w:spacing w:val="4"/>
+          <w:kern w:val="2"/>
+          <w:sz w:val="24"/>
+          <w:szCs w:val="24"/>
+          <w:shd w:val="clear" w:color="auto" w:fill="FFFFFF"/>
+          <w:lang w:val="en-US" w:eastAsia="zh-CN" w:bidi="ar-SA"/>
+        </w:rPr>
+      </w:pPr>
+      <w:r>
+        <w:rPr>
+          <w:rFonts w:hint="eastAsia" w:ascii="Helvetica" w:hAnsi="Helvetica" w:eastAsia="宋体" w:cs="Helvetica"/>
+          <w:b w:val="0"/>
+          <w:bCs w:val="0"/>
+          <w:color w:val="060607"/>
+          <w:spacing w:val="4"/>
+          <w:kern w:val="2"/>
+          <w:sz w:val="24"/>
+          <w:szCs w:val="24"/>
+          <w:shd w:val="clear" w:color="auto" w:fill="FFFFFF"/>
+          <w:lang w:val="en-US" w:eastAsia="zh-CN" w:bidi="ar-SA"/>
+        </w:rPr>
+        <w:t>基于融合后的全量数据，重新提炼评测尺度规则：</w:t>
+      </w:r>
+    </w:p>
+    <w:p>
+      <w:pPr>
+        <w:widowControl w:val="0"/>
+        <w:adjustRightInd w:val="0"/>
+        <w:snapToGrid w:val="0"/>
+        <w:spacing w:after="0" w:line="400" w:lineRule="atLeast"/>
+        <w:jc w:val="both"/>
+        <w:rPr>
+          <w:rFonts w:hint="eastAsia" w:ascii="Helvetica" w:hAnsi="Helvetica" w:eastAsia="宋体" w:cs="Helvetica"/>
+          <w:b w:val="0"/>
+          <w:bCs w:val="0"/>
+          <w:color w:val="060607"/>
+          <w:spacing w:val="4"/>
+          <w:kern w:val="2"/>
+          <w:sz w:val="24"/>
+          <w:szCs w:val="24"/>
+          <w:shd w:val="clear" w:color="auto" w:fill="FFFFFF"/>
+          <w:lang w:val="en-US" w:eastAsia="zh-CN" w:bidi="ar-SA"/>
+        </w:rPr>
+      </w:pPr>
+      <w:r>
+        <w:rPr>
+          <w:rFonts w:hint="eastAsia" w:ascii="Helvetica" w:hAnsi="Helvetica" w:eastAsia="宋体" w:cs="Helvetica"/>
+          <w:b w:val="0"/>
+          <w:bCs w:val="0"/>
+          <w:color w:val="060607"/>
+          <w:spacing w:val="4"/>
+          <w:kern w:val="2"/>
+          <w:sz w:val="24"/>
+          <w:szCs w:val="24"/>
+          <w:shd w:val="clear" w:color="auto" w:fill="FFFFFF"/>
+          <w:lang w:val="en-US" w:eastAsia="zh-CN" w:bidi="ar-SA"/>
+        </w:rPr>
+        <w:t>更新标签 - 合格率映射表：新增新问题标签与合格率的对应关系；</w:t>
+      </w:r>
+    </w:p>
+    <w:p>
+      <w:pPr>
+        <w:widowControl w:val="0"/>
+        <w:adjustRightInd w:val="0"/>
+        <w:snapToGrid w:val="0"/>
+        <w:spacing w:after="0" w:line="400" w:lineRule="atLeast"/>
+        <w:jc w:val="both"/>
+        <w:rPr>
+          <w:rFonts w:hint="eastAsia" w:ascii="Helvetica" w:hAnsi="Helvetica" w:eastAsia="宋体" w:cs="Helvetica"/>
+          <w:b w:val="0"/>
+          <w:bCs w:val="0"/>
+          <w:color w:val="060607"/>
+          <w:spacing w:val="4"/>
+          <w:kern w:val="2"/>
+          <w:sz w:val="24"/>
+          <w:szCs w:val="24"/>
+          <w:shd w:val="clear" w:color="auto" w:fill="FFFFFF"/>
+          <w:lang w:val="en-US" w:eastAsia="zh-CN" w:bidi="ar-SA"/>
+        </w:rPr>
+      </w:pPr>
+      <w:r>
+        <w:rPr>
+          <w:rFonts w:hint="eastAsia" w:ascii="Helvetica" w:hAnsi="Helvetica" w:eastAsia="宋体" w:cs="Helvetica"/>
+          <w:b w:val="0"/>
+          <w:bCs w:val="0"/>
+          <w:color w:val="060607"/>
+          <w:spacing w:val="4"/>
+          <w:kern w:val="2"/>
+          <w:sz w:val="24"/>
+          <w:szCs w:val="24"/>
+          <w:shd w:val="clear" w:color="auto" w:fill="FFFFFF"/>
+          <w:lang w:val="en-US" w:eastAsia="zh-CN" w:bidi="ar-SA"/>
+        </w:rPr>
+        <w:t>优化场景化容忍阈值：根据新增数据中不同场景的标注偏好，调整各类问题的容忍程度（如新增 “短视频文案” 场景，对 “冗长” 容忍度提升）；</w:t>
+      </w:r>
+    </w:p>
+    <w:p>
+      <w:pPr>
+        <w:widowControl w:val="0"/>
+        <w:adjustRightInd w:val="0"/>
+        <w:snapToGrid w:val="0"/>
+        <w:spacing w:after="0" w:line="400" w:lineRule="atLeast"/>
+        <w:jc w:val="both"/>
+        <w:rPr>
+          <w:rFonts w:hint="eastAsia" w:ascii="Helvetica" w:hAnsi="Helvetica" w:eastAsia="宋体" w:cs="Helvetica"/>
+          <w:b w:val="0"/>
+          <w:bCs w:val="0"/>
+          <w:color w:val="060607"/>
+          <w:spacing w:val="4"/>
+          <w:kern w:val="2"/>
+          <w:sz w:val="24"/>
+          <w:szCs w:val="24"/>
+          <w:shd w:val="clear" w:color="auto" w:fill="FFFFFF"/>
+          <w:lang w:val="en-US" w:eastAsia="zh-CN" w:bidi="ar-SA"/>
+        </w:rPr>
+      </w:pPr>
+      <w:r>
+        <w:rPr>
+          <w:rFonts w:hint="eastAsia" w:ascii="Helvetica" w:hAnsi="Helvetica" w:eastAsia="宋体" w:cs="Helvetica"/>
+          <w:b w:val="0"/>
+          <w:bCs w:val="0"/>
+          <w:color w:val="060607"/>
+          <w:spacing w:val="4"/>
+          <w:kern w:val="2"/>
+          <w:sz w:val="24"/>
+          <w:szCs w:val="24"/>
+          <w:shd w:val="clear" w:color="auto" w:fill="FFFFFF"/>
+          <w:lang w:val="en-US" w:eastAsia="zh-CN" w:bidi="ar-SA"/>
+        </w:rPr>
+        <w:t>完善边界样本判定准则：补充新出现的边界样本判定逻辑。</w:t>
+      </w:r>
+    </w:p>
+    <w:p>
+      <w:pPr>
+        <w:widowControl w:val="0"/>
+        <w:adjustRightInd w:val="0"/>
+        <w:snapToGrid w:val="0"/>
+        <w:spacing w:after="0" w:line="400" w:lineRule="atLeast"/>
+        <w:jc w:val="both"/>
+        <w:rPr>
+          <w:rFonts w:hint="eastAsia" w:ascii="Helvetica" w:hAnsi="Helvetica" w:eastAsia="宋体" w:cs="Helvetica"/>
+          <w:b/>
+          <w:bCs/>
+          <w:color w:val="060607"/>
+          <w:spacing w:val="4"/>
+          <w:kern w:val="2"/>
+          <w:sz w:val="24"/>
+          <w:szCs w:val="24"/>
+          <w:shd w:val="clear" w:color="auto" w:fill="FFFFFF"/>
+          <w:lang w:val="en-US" w:eastAsia="zh-CN" w:bidi="ar-SA"/>
+        </w:rPr>
+      </w:pPr>
+      <w:r>
+        <w:rPr>
+          <w:rFonts w:hint="eastAsia" w:ascii="Helvetica" w:hAnsi="Helvetica" w:eastAsia="宋体" w:cs="Helvetica"/>
+          <w:b/>
+          <w:bCs/>
+          <w:color w:val="060607"/>
+          <w:spacing w:val="4"/>
+          <w:kern w:val="2"/>
+          <w:sz w:val="24"/>
+          <w:szCs w:val="24"/>
+          <w:shd w:val="clear" w:color="auto" w:fill="FFFFFF"/>
+          <w:lang w:val="en-US" w:eastAsia="zh-CN" w:bidi="ar-SA"/>
+        </w:rPr>
+        <w:t>步骤 5：思维链标注链路执行</w:t>
+      </w:r>
+    </w:p>
+    <w:p>
+      <w:pPr>
+        <w:widowControl w:val="0"/>
+        <w:adjustRightInd w:val="0"/>
+        <w:snapToGrid w:val="0"/>
+        <w:spacing w:after="0" w:line="400" w:lineRule="atLeast"/>
+        <w:jc w:val="both"/>
         <w:rPr>
           <w:rFonts w:hint="eastAsia" w:ascii="楷体_GB2312" w:hAnsi="Calibri" w:eastAsia="楷体_GB2312" w:cs="Times New Roman"/>
           <w:i/>
@@ -5775,24 +6038,21 @@
           <w:lang w:val="en-US" w:eastAsia="zh-CN" w:bidi="ar-SA"/>
         </w:rPr>
       </w:pPr>
-    </w:p>
-    <w:p>
-      <w:pPr>
-        <w:widowControl/>
-        <w:adjustRightInd/>
-        <w:snapToGrid/>
-        <w:spacing w:after="0" w:line="240" w:lineRule="auto"/>
-        <w:ind w:left="210" w:leftChars="100" w:firstLine="200" w:firstLineChars="100"/>
-        <w:jc w:val="left"/>
-        <w:rPr>
-          <w:rFonts w:hint="eastAsia" w:ascii="Arial" w:hAnsi="Arial" w:eastAsia="宋体" w:cs="Arial"/>
-          <w:kern w:val="2"/>
-          <w:sz w:val="20"/>
-          <w:szCs w:val="20"/>
-          <w:shd w:val="clear" w:color="auto" w:fill="FFFFFF"/>
-          <w:lang w:val="en-US" w:eastAsia="zh-CN"/>
-        </w:rPr>
-      </w:pPr>
+      <w:r>
+        <w:rPr>
+          <w:rFonts w:hint="eastAsia" w:ascii="Helvetica" w:hAnsi="Helvetica" w:eastAsia="宋体" w:cs="Helvetica"/>
+          <w:b w:val="0"/>
+          <w:bCs w:val="0"/>
+          <w:color w:val="060607"/>
+          <w:spacing w:val="4"/>
+          <w:kern w:val="2"/>
+          <w:sz w:val="24"/>
+          <w:szCs w:val="24"/>
+          <w:shd w:val="clear" w:color="auto" w:fill="FFFFFF"/>
+          <w:lang w:val="en-US" w:eastAsia="zh-CN" w:bidi="ar-SA"/>
+        </w:rPr>
+        <w:t>同实施方式一的步骤 3-4，基于更新后的双知识库与尺度规则执行评测，确保规则适配最新需求。</w:t>
+      </w:r>
     </w:p>
     <w:p>
       <w:pPr>
@@ -5808,674 +6068,16 @@
           <w:rFonts w:hint="eastAsia" w:ascii="宋体" w:hAnsi="宋体" w:eastAsia="宋体" w:cs="宋体"/>
           <w:lang w:val="en-US" w:eastAsia="zh-CN"/>
         </w:rPr>
-        <w:t>本发明实施方式二：动态更新双知识库优化版评测方案</w:t>
-      </w:r>
-    </w:p>
-    <w:p>
-      <w:pPr>
-        <w:widowControl w:val="0"/>
-        <w:adjustRightInd w:val="0"/>
-        <w:snapToGrid w:val="0"/>
-        <w:spacing w:after="0" w:line="400" w:lineRule="atLeast"/>
-        <w:jc w:val="both"/>
-        <w:rPr>
-          <w:rFonts w:hint="eastAsia" w:ascii="Helvetica" w:hAnsi="Helvetica" w:eastAsia="宋体" w:cs="Helvetica"/>
-          <w:b w:val="0"/>
-          <w:bCs w:val="0"/>
-          <w:color w:val="060607"/>
-          <w:spacing w:val="4"/>
-          <w:kern w:val="2"/>
-          <w:sz w:val="24"/>
-          <w:szCs w:val="24"/>
-          <w:shd w:val="clear" w:color="auto" w:fill="FFFFFF"/>
-          <w:lang w:val="en-US" w:eastAsia="zh-CN" w:bidi="ar-SA"/>
-        </w:rPr>
-      </w:pPr>
-      <w:r>
-        <w:rPr>
-          <w:rFonts w:hint="eastAsia" w:ascii="Helvetica" w:hAnsi="Helvetica" w:eastAsia="宋体" w:cs="Helvetica"/>
-          <w:b w:val="0"/>
-          <w:bCs w:val="0"/>
-          <w:color w:val="060607"/>
-          <w:spacing w:val="4"/>
-          <w:kern w:val="2"/>
-          <w:sz w:val="24"/>
-          <w:szCs w:val="24"/>
-          <w:shd w:val="clear" w:color="auto" w:fill="FFFFFF"/>
-          <w:lang w:val="en-US" w:eastAsia="zh-CN" w:bidi="ar-SA"/>
-        </w:rPr>
-        <w:t>本实施方式在基础版之上，增加双知识库与评测尺度的动态更新机制，适用于场景需求迭代快、新问题 / 新优势频繁出现的评测场景，具体实施步骤如下：</w:t>
-      </w:r>
-    </w:p>
-    <w:p>
-      <w:pPr>
-        <w:widowControl w:val="0"/>
-        <w:adjustRightInd w:val="0"/>
-        <w:snapToGrid w:val="0"/>
-        <w:spacing w:after="0" w:line="400" w:lineRule="atLeast"/>
-        <w:jc w:val="both"/>
-        <w:rPr>
-          <w:rFonts w:hint="eastAsia" w:ascii="Helvetica" w:hAnsi="Helvetica" w:eastAsia="宋体" w:cs="Helvetica"/>
-          <w:b/>
-          <w:bCs/>
-          <w:color w:val="060607"/>
-          <w:spacing w:val="4"/>
-          <w:kern w:val="2"/>
-          <w:sz w:val="24"/>
-          <w:szCs w:val="24"/>
-          <w:shd w:val="clear" w:color="auto" w:fill="FFFFFF"/>
-          <w:lang w:val="en-US" w:eastAsia="zh-CN" w:bidi="ar-SA"/>
-        </w:rPr>
-      </w:pPr>
-      <w:r>
-        <w:rPr>
-          <w:rFonts w:hint="eastAsia" w:ascii="Helvetica" w:hAnsi="Helvetica" w:eastAsia="宋体" w:cs="Helvetica"/>
-          <w:b/>
-          <w:bCs/>
-          <w:color w:val="060607"/>
-          <w:spacing w:val="4"/>
-          <w:kern w:val="2"/>
-          <w:sz w:val="24"/>
-          <w:szCs w:val="24"/>
-          <w:shd w:val="clear" w:color="auto" w:fill="FFFFFF"/>
-          <w:lang w:val="en-US" w:eastAsia="zh-CN" w:bidi="ar-SA"/>
-        </w:rPr>
-        <w:t>步骤 1：初始知识库与尺度规则构建</w:t>
-      </w:r>
-    </w:p>
-    <w:p>
-      <w:pPr>
-        <w:widowControl w:val="0"/>
-        <w:adjustRightInd w:val="0"/>
-        <w:snapToGrid w:val="0"/>
-        <w:spacing w:after="0" w:line="400" w:lineRule="atLeast"/>
-        <w:jc w:val="both"/>
-        <w:rPr>
-          <w:rFonts w:hint="eastAsia" w:ascii="Helvetica" w:hAnsi="Helvetica" w:eastAsia="宋体" w:cs="Helvetica"/>
-          <w:b w:val="0"/>
-          <w:bCs w:val="0"/>
-          <w:color w:val="060607"/>
-          <w:spacing w:val="4"/>
-          <w:kern w:val="2"/>
-          <w:sz w:val="24"/>
-          <w:szCs w:val="24"/>
-          <w:shd w:val="clear" w:color="auto" w:fill="FFFFFF"/>
-          <w:lang w:val="en-US" w:eastAsia="zh-CN" w:bidi="ar-SA"/>
-        </w:rPr>
-      </w:pPr>
-      <w:r>
-        <w:rPr>
-          <w:rFonts w:hint="eastAsia" w:ascii="Helvetica" w:hAnsi="Helvetica" w:eastAsia="宋体" w:cs="Helvetica"/>
-          <w:b w:val="0"/>
-          <w:bCs w:val="0"/>
-          <w:color w:val="060607"/>
-          <w:spacing w:val="4"/>
-          <w:kern w:val="2"/>
-          <w:sz w:val="24"/>
-          <w:szCs w:val="24"/>
-          <w:shd w:val="clear" w:color="auto" w:fill="FFFFFF"/>
-          <w:lang w:val="en-US" w:eastAsia="zh-CN" w:bidi="ar-SA"/>
-        </w:rPr>
-        <w:t>同实施方式一的步骤 1-2，完成固定双知识库与初始评测尺度约束信息的搭建。</w:t>
-      </w:r>
-    </w:p>
-    <w:p>
-      <w:pPr>
-        <w:widowControl w:val="0"/>
-        <w:adjustRightInd w:val="0"/>
-        <w:snapToGrid w:val="0"/>
-        <w:spacing w:after="0" w:line="400" w:lineRule="atLeast"/>
-        <w:jc w:val="both"/>
-        <w:rPr>
-          <w:rFonts w:hint="eastAsia" w:ascii="Helvetica" w:hAnsi="Helvetica" w:eastAsia="宋体" w:cs="Helvetica"/>
-          <w:b/>
-          <w:bCs/>
-          <w:color w:val="060607"/>
-          <w:spacing w:val="4"/>
-          <w:kern w:val="2"/>
-          <w:sz w:val="24"/>
-          <w:szCs w:val="24"/>
-          <w:shd w:val="clear" w:color="auto" w:fill="FFFFFF"/>
-          <w:lang w:val="en-US" w:eastAsia="zh-CN" w:bidi="ar-SA"/>
-        </w:rPr>
-      </w:pPr>
-      <w:r>
-        <w:rPr>
-          <w:rFonts w:hint="eastAsia" w:ascii="Helvetica" w:hAnsi="Helvetica" w:eastAsia="宋体" w:cs="Helvetica"/>
-          <w:b/>
-          <w:bCs/>
-          <w:color w:val="060607"/>
-          <w:spacing w:val="4"/>
-          <w:kern w:val="2"/>
-          <w:sz w:val="24"/>
-          <w:szCs w:val="24"/>
-          <w:shd w:val="clear" w:color="auto" w:fill="FFFFFF"/>
-          <w:lang w:val="en-US" w:eastAsia="zh-CN" w:bidi="ar-SA"/>
-        </w:rPr>
-        <w:t>步骤 2：新增精标数据收集与融合</w:t>
-      </w:r>
-    </w:p>
-    <w:p>
-      <w:pPr>
-        <w:widowControl w:val="0"/>
-        <w:adjustRightInd w:val="0"/>
-        <w:snapToGrid w:val="0"/>
-        <w:spacing w:after="0" w:line="400" w:lineRule="atLeast"/>
-        <w:jc w:val="both"/>
-        <w:rPr>
-          <w:rFonts w:hint="eastAsia" w:ascii="Helvetica" w:hAnsi="Helvetica" w:eastAsia="宋体" w:cs="Helvetica"/>
-          <w:b w:val="0"/>
-          <w:bCs w:val="0"/>
-          <w:color w:val="060607"/>
-          <w:spacing w:val="4"/>
-          <w:kern w:val="2"/>
-          <w:sz w:val="24"/>
-          <w:szCs w:val="24"/>
-          <w:shd w:val="clear" w:color="auto" w:fill="FFFFFF"/>
-          <w:lang w:val="en-US" w:eastAsia="zh-CN" w:bidi="ar-SA"/>
-        </w:rPr>
-      </w:pPr>
-      <w:r>
-        <w:rPr>
-          <w:rFonts w:hint="eastAsia" w:ascii="Helvetica" w:hAnsi="Helvetica" w:eastAsia="宋体" w:cs="Helvetica"/>
-          <w:b w:val="0"/>
-          <w:bCs w:val="0"/>
-          <w:color w:val="060607"/>
-          <w:spacing w:val="4"/>
-          <w:kern w:val="2"/>
-          <w:sz w:val="24"/>
-          <w:szCs w:val="24"/>
-          <w:shd w:val="clear" w:color="auto" w:fill="FFFFFF"/>
-          <w:lang w:val="en-US" w:eastAsia="zh-CN" w:bidi="ar-SA"/>
-        </w:rPr>
-        <w:t>定期收集新增高质量精标数据（例如，每周期≥500 条，标注一致性≥90%），包含新出现的核心优势、致命错误及标注备注；</w:t>
-      </w:r>
-    </w:p>
-    <w:p>
-      <w:pPr>
-        <w:widowControl w:val="0"/>
-        <w:adjustRightInd w:val="0"/>
-        <w:snapToGrid w:val="0"/>
-        <w:spacing w:after="0" w:line="400" w:lineRule="atLeast"/>
-        <w:jc w:val="both"/>
-        <w:rPr>
-          <w:rFonts w:hint="eastAsia" w:ascii="Helvetica" w:hAnsi="Helvetica" w:eastAsia="宋体" w:cs="Helvetica"/>
-          <w:b w:val="0"/>
-          <w:bCs w:val="0"/>
-          <w:color w:val="060607"/>
-          <w:spacing w:val="4"/>
-          <w:kern w:val="2"/>
-          <w:sz w:val="24"/>
-          <w:szCs w:val="24"/>
-          <w:shd w:val="clear" w:color="auto" w:fill="FFFFFF"/>
-          <w:lang w:val="en-US" w:eastAsia="zh-CN" w:bidi="ar-SA"/>
-        </w:rPr>
-      </w:pPr>
-      <w:r>
-        <w:rPr>
-          <w:rFonts w:hint="eastAsia" w:ascii="Helvetica" w:hAnsi="Helvetica" w:eastAsia="宋体" w:cs="Helvetica"/>
-          <w:b w:val="0"/>
-          <w:bCs w:val="0"/>
-          <w:color w:val="060607"/>
-          <w:spacing w:val="4"/>
-          <w:kern w:val="2"/>
-          <w:sz w:val="24"/>
-          <w:szCs w:val="24"/>
-          <w:shd w:val="clear" w:color="auto" w:fill="FFFFFF"/>
-          <w:lang w:val="en-US" w:eastAsia="zh-CN" w:bidi="ar-SA"/>
-        </w:rPr>
-        <w:t>数据融合：将新增数据与历史数据合并，剔除重复样本，确保数据集覆盖最新场景需求与模型输出特征。</w:t>
-      </w:r>
-    </w:p>
-    <w:p>
-      <w:pPr>
-        <w:widowControl w:val="0"/>
-        <w:adjustRightInd w:val="0"/>
-        <w:snapToGrid w:val="0"/>
-        <w:spacing w:after="0" w:line="400" w:lineRule="atLeast"/>
-        <w:jc w:val="both"/>
-        <w:rPr>
-          <w:rFonts w:hint="eastAsia" w:ascii="Helvetica" w:hAnsi="Helvetica" w:eastAsia="宋体" w:cs="Helvetica"/>
-          <w:b/>
-          <w:bCs/>
-          <w:color w:val="060607"/>
-          <w:spacing w:val="4"/>
-          <w:kern w:val="2"/>
-          <w:sz w:val="24"/>
-          <w:szCs w:val="24"/>
-          <w:shd w:val="clear" w:color="auto" w:fill="FFFFFF"/>
-          <w:lang w:val="en-US" w:eastAsia="zh-CN" w:bidi="ar-SA"/>
-        </w:rPr>
-      </w:pPr>
-      <w:r>
-        <w:rPr>
-          <w:rFonts w:hint="eastAsia" w:ascii="Helvetica" w:hAnsi="Helvetica" w:eastAsia="宋体" w:cs="Helvetica"/>
-          <w:b/>
-          <w:bCs/>
-          <w:color w:val="060607"/>
-          <w:spacing w:val="4"/>
-          <w:kern w:val="2"/>
-          <w:sz w:val="24"/>
-          <w:szCs w:val="24"/>
-          <w:shd w:val="clear" w:color="auto" w:fill="FFFFFF"/>
-          <w:lang w:val="en-US" w:eastAsia="zh-CN" w:bidi="ar-SA"/>
-        </w:rPr>
-        <w:t>步骤 3：双知识库动态更新</w:t>
-      </w:r>
-    </w:p>
-    <w:p>
-      <w:pPr>
-        <w:widowControl w:val="0"/>
-        <w:adjustRightInd w:val="0"/>
-        <w:snapToGrid w:val="0"/>
-        <w:spacing w:after="0" w:line="400" w:lineRule="atLeast"/>
-        <w:jc w:val="both"/>
-        <w:rPr>
-          <w:rFonts w:hint="eastAsia" w:ascii="Helvetica" w:hAnsi="Helvetica" w:eastAsia="宋体" w:cs="Helvetica"/>
-          <w:b w:val="0"/>
-          <w:bCs w:val="0"/>
-          <w:color w:val="060607"/>
-          <w:spacing w:val="4"/>
-          <w:kern w:val="2"/>
-          <w:sz w:val="24"/>
-          <w:szCs w:val="24"/>
-          <w:shd w:val="clear" w:color="auto" w:fill="FFFFFF"/>
-          <w:lang w:val="en-US" w:eastAsia="zh-CN" w:bidi="ar-SA"/>
-        </w:rPr>
-      </w:pPr>
-      <w:r>
-        <w:rPr>
-          <w:rFonts w:hint="eastAsia" w:ascii="Helvetica" w:hAnsi="Helvetica" w:eastAsia="宋体" w:cs="Helvetica"/>
-          <w:b w:val="0"/>
-          <w:bCs w:val="0"/>
-          <w:color w:val="060607"/>
-          <w:spacing w:val="4"/>
-          <w:kern w:val="2"/>
-          <w:sz w:val="24"/>
-          <w:szCs w:val="24"/>
-          <w:shd w:val="clear" w:color="auto" w:fill="FFFFFF"/>
-          <w:lang w:val="en-US" w:eastAsia="zh-CN" w:bidi="ar-SA"/>
-        </w:rPr>
-        <w:t>通过大语言模型自动学习新增数据特征，更新双知识库：</w:t>
-      </w:r>
-    </w:p>
-    <w:p>
-      <w:pPr>
-        <w:widowControl w:val="0"/>
-        <w:adjustRightInd w:val="0"/>
-        <w:snapToGrid w:val="0"/>
-        <w:spacing w:after="0" w:line="400" w:lineRule="atLeast"/>
-        <w:jc w:val="both"/>
-        <w:rPr>
-          <w:rFonts w:hint="eastAsia" w:ascii="Helvetica" w:hAnsi="Helvetica" w:eastAsia="宋体" w:cs="Helvetica"/>
-          <w:b w:val="0"/>
-          <w:bCs w:val="0"/>
-          <w:color w:val="060607"/>
-          <w:spacing w:val="4"/>
-          <w:kern w:val="2"/>
-          <w:sz w:val="24"/>
-          <w:szCs w:val="24"/>
-          <w:shd w:val="clear" w:color="auto" w:fill="FFFFFF"/>
-          <w:lang w:val="en-US" w:eastAsia="zh-CN" w:bidi="ar-SA"/>
-        </w:rPr>
-      </w:pPr>
-      <w:r>
-        <w:rPr>
-          <w:rFonts w:hint="eastAsia" w:ascii="Helvetica" w:hAnsi="Helvetica" w:eastAsia="宋体" w:cs="Helvetica"/>
-          <w:b w:val="0"/>
-          <w:bCs w:val="0"/>
-          <w:color w:val="060607"/>
-          <w:spacing w:val="4"/>
-          <w:kern w:val="2"/>
-          <w:sz w:val="24"/>
-          <w:szCs w:val="24"/>
-          <w:shd w:val="clear" w:color="auto" w:fill="FFFFFF"/>
-          <w:lang w:val="en-US" w:eastAsia="zh-CN" w:bidi="ar-SA"/>
-        </w:rPr>
-        <w:t>胜利模式知识库更新：识别新增高频优势（出现频次≥30 次），补充至知识库，同步更新影响力评级（基于标注员对新优势的重视程度）；</w:t>
-      </w:r>
-    </w:p>
-    <w:p>
-      <w:pPr>
-        <w:widowControl w:val="0"/>
-        <w:adjustRightInd w:val="0"/>
-        <w:snapToGrid w:val="0"/>
-        <w:spacing w:after="0" w:line="400" w:lineRule="atLeast"/>
-        <w:jc w:val="both"/>
-        <w:rPr>
-          <w:rFonts w:hint="eastAsia" w:ascii="Helvetica" w:hAnsi="Helvetica" w:eastAsia="宋体" w:cs="Helvetica"/>
-          <w:b w:val="0"/>
-          <w:bCs w:val="0"/>
-          <w:color w:val="060607"/>
-          <w:spacing w:val="4"/>
-          <w:kern w:val="2"/>
-          <w:sz w:val="24"/>
-          <w:szCs w:val="24"/>
-          <w:shd w:val="clear" w:color="auto" w:fill="FFFFFF"/>
-          <w:lang w:val="en-US" w:eastAsia="zh-CN" w:bidi="ar-SA"/>
-        </w:rPr>
-      </w:pPr>
-      <w:r>
-        <w:rPr>
-          <w:rFonts w:hint="eastAsia" w:ascii="Helvetica" w:hAnsi="Helvetica" w:eastAsia="宋体" w:cs="Helvetica"/>
-          <w:b w:val="0"/>
-          <w:bCs w:val="0"/>
-          <w:color w:val="060607"/>
-          <w:spacing w:val="4"/>
-          <w:kern w:val="2"/>
-          <w:sz w:val="24"/>
-          <w:szCs w:val="24"/>
-          <w:shd w:val="clear" w:color="auto" w:fill="FFFFFF"/>
-          <w:lang w:val="en-US" w:eastAsia="zh-CN" w:bidi="ar-SA"/>
-        </w:rPr>
-        <w:t>失败触发器知识库更新：识别新增高频致命错误（出现频次≥30 次），补充至知识库，同步更新严重性评级；</w:t>
-      </w:r>
-    </w:p>
-    <w:p>
-      <w:pPr>
-        <w:widowControl w:val="0"/>
-        <w:adjustRightInd w:val="0"/>
-        <w:snapToGrid w:val="0"/>
-        <w:spacing w:after="0" w:line="400" w:lineRule="atLeast"/>
-        <w:jc w:val="both"/>
-        <w:rPr>
-          <w:rFonts w:hint="eastAsia" w:ascii="Helvetica" w:hAnsi="Helvetica" w:eastAsia="宋体" w:cs="Helvetica"/>
-          <w:b w:val="0"/>
-          <w:bCs w:val="0"/>
-          <w:color w:val="060607"/>
-          <w:spacing w:val="4"/>
-          <w:kern w:val="2"/>
-          <w:sz w:val="24"/>
-          <w:szCs w:val="24"/>
-          <w:shd w:val="clear" w:color="auto" w:fill="FFFFFF"/>
-          <w:lang w:val="en-US" w:eastAsia="zh-CN" w:bidi="ar-SA"/>
-        </w:rPr>
-      </w:pPr>
-      <w:r>
-        <w:rPr>
-          <w:rFonts w:hint="eastAsia" w:ascii="Helvetica" w:hAnsi="Helvetica" w:eastAsia="宋体" w:cs="Helvetica"/>
-          <w:b w:val="0"/>
-          <w:bCs w:val="0"/>
-          <w:color w:val="060607"/>
-          <w:spacing w:val="4"/>
-          <w:kern w:val="2"/>
-          <w:sz w:val="24"/>
-          <w:szCs w:val="24"/>
-          <w:shd w:val="clear" w:color="auto" w:fill="FFFFFF"/>
-          <w:lang w:val="en-US" w:eastAsia="zh-CN" w:bidi="ar-SA"/>
-        </w:rPr>
-        <w:t>去重优化：删除知识库中低频优势 / 错误（新增数据中出现频次＜5 次），确保知识库精简高效（总数量控制在 20 个以内）。</w:t>
-      </w:r>
-    </w:p>
-    <w:p>
-      <w:pPr>
-        <w:widowControl w:val="0"/>
-        <w:adjustRightInd w:val="0"/>
-        <w:snapToGrid w:val="0"/>
-        <w:spacing w:after="0" w:line="400" w:lineRule="atLeast"/>
-        <w:jc w:val="both"/>
-        <w:rPr>
-          <w:rFonts w:hint="eastAsia" w:ascii="Helvetica" w:hAnsi="Helvetica" w:eastAsia="宋体" w:cs="Helvetica"/>
-          <w:b/>
-          <w:bCs/>
-          <w:color w:val="060607"/>
-          <w:spacing w:val="4"/>
-          <w:kern w:val="2"/>
-          <w:sz w:val="24"/>
-          <w:szCs w:val="24"/>
-          <w:shd w:val="clear" w:color="auto" w:fill="FFFFFF"/>
-          <w:lang w:val="en-US" w:eastAsia="zh-CN" w:bidi="ar-SA"/>
-        </w:rPr>
-      </w:pPr>
-      <w:r>
-        <w:rPr>
-          <w:rFonts w:hint="eastAsia" w:ascii="Helvetica" w:hAnsi="Helvetica" w:eastAsia="宋体" w:cs="Helvetica"/>
-          <w:b/>
-          <w:bCs/>
-          <w:color w:val="060607"/>
-          <w:spacing w:val="4"/>
-          <w:kern w:val="2"/>
-          <w:sz w:val="24"/>
-          <w:szCs w:val="24"/>
-          <w:shd w:val="clear" w:color="auto" w:fill="FFFFFF"/>
-          <w:lang w:val="en-US" w:eastAsia="zh-CN" w:bidi="ar-SA"/>
-        </w:rPr>
-        <w:t>步骤 4：评测尺度约束信息迭代</w:t>
-      </w:r>
-    </w:p>
-    <w:p>
-      <w:pPr>
-        <w:widowControl w:val="0"/>
-        <w:adjustRightInd w:val="0"/>
-        <w:snapToGrid w:val="0"/>
-        <w:spacing w:after="0" w:line="400" w:lineRule="atLeast"/>
-        <w:jc w:val="both"/>
-        <w:rPr>
-          <w:rFonts w:hint="eastAsia" w:ascii="Helvetica" w:hAnsi="Helvetica" w:eastAsia="宋体" w:cs="Helvetica"/>
-          <w:b w:val="0"/>
-          <w:bCs w:val="0"/>
-          <w:color w:val="060607"/>
-          <w:spacing w:val="4"/>
-          <w:kern w:val="2"/>
-          <w:sz w:val="24"/>
-          <w:szCs w:val="24"/>
-          <w:shd w:val="clear" w:color="auto" w:fill="FFFFFF"/>
-          <w:lang w:val="en-US" w:eastAsia="zh-CN" w:bidi="ar-SA"/>
-        </w:rPr>
-      </w:pPr>
-      <w:r>
-        <w:rPr>
-          <w:rFonts w:hint="eastAsia" w:ascii="Helvetica" w:hAnsi="Helvetica" w:eastAsia="宋体" w:cs="Helvetica"/>
-          <w:b w:val="0"/>
-          <w:bCs w:val="0"/>
-          <w:color w:val="060607"/>
-          <w:spacing w:val="4"/>
-          <w:kern w:val="2"/>
-          <w:sz w:val="24"/>
-          <w:szCs w:val="24"/>
-          <w:shd w:val="clear" w:color="auto" w:fill="FFFFFF"/>
-          <w:lang w:val="en-US" w:eastAsia="zh-CN" w:bidi="ar-SA"/>
-        </w:rPr>
-        <w:t>基于融合后的全量数据，重新提炼评测尺度规则：</w:t>
-      </w:r>
-    </w:p>
-    <w:p>
-      <w:pPr>
-        <w:widowControl w:val="0"/>
-        <w:adjustRightInd w:val="0"/>
-        <w:snapToGrid w:val="0"/>
-        <w:spacing w:after="0" w:line="400" w:lineRule="atLeast"/>
-        <w:jc w:val="both"/>
-        <w:rPr>
-          <w:rFonts w:hint="eastAsia" w:ascii="Helvetica" w:hAnsi="Helvetica" w:eastAsia="宋体" w:cs="Helvetica"/>
-          <w:b w:val="0"/>
-          <w:bCs w:val="0"/>
-          <w:color w:val="060607"/>
-          <w:spacing w:val="4"/>
-          <w:kern w:val="2"/>
-          <w:sz w:val="24"/>
-          <w:szCs w:val="24"/>
-          <w:shd w:val="clear" w:color="auto" w:fill="FFFFFF"/>
-          <w:lang w:val="en-US" w:eastAsia="zh-CN" w:bidi="ar-SA"/>
-        </w:rPr>
-      </w:pPr>
-      <w:r>
-        <w:rPr>
-          <w:rFonts w:hint="eastAsia" w:ascii="Helvetica" w:hAnsi="Helvetica" w:eastAsia="宋体" w:cs="Helvetica"/>
-          <w:b w:val="0"/>
-          <w:bCs w:val="0"/>
-          <w:color w:val="060607"/>
-          <w:spacing w:val="4"/>
-          <w:kern w:val="2"/>
-          <w:sz w:val="24"/>
-          <w:szCs w:val="24"/>
-          <w:shd w:val="clear" w:color="auto" w:fill="FFFFFF"/>
-          <w:lang w:val="en-US" w:eastAsia="zh-CN" w:bidi="ar-SA"/>
-        </w:rPr>
-        <w:t>更新标签 - 合格率映射表：新增新问题标签与合格率的对应关系；</w:t>
-      </w:r>
-    </w:p>
-    <w:p>
-      <w:pPr>
-        <w:widowControl w:val="0"/>
-        <w:adjustRightInd w:val="0"/>
-        <w:snapToGrid w:val="0"/>
-        <w:spacing w:after="0" w:line="400" w:lineRule="atLeast"/>
-        <w:jc w:val="both"/>
-        <w:rPr>
-          <w:rFonts w:hint="eastAsia" w:ascii="Helvetica" w:hAnsi="Helvetica" w:eastAsia="宋体" w:cs="Helvetica"/>
-          <w:b w:val="0"/>
-          <w:bCs w:val="0"/>
-          <w:color w:val="060607"/>
-          <w:spacing w:val="4"/>
-          <w:kern w:val="2"/>
-          <w:sz w:val="24"/>
-          <w:szCs w:val="24"/>
-          <w:shd w:val="clear" w:color="auto" w:fill="FFFFFF"/>
-          <w:lang w:val="en-US" w:eastAsia="zh-CN" w:bidi="ar-SA"/>
-        </w:rPr>
-      </w:pPr>
-      <w:r>
-        <w:rPr>
-          <w:rFonts w:hint="eastAsia" w:ascii="Helvetica" w:hAnsi="Helvetica" w:eastAsia="宋体" w:cs="Helvetica"/>
-          <w:b w:val="0"/>
-          <w:bCs w:val="0"/>
-          <w:color w:val="060607"/>
-          <w:spacing w:val="4"/>
-          <w:kern w:val="2"/>
-          <w:sz w:val="24"/>
-          <w:szCs w:val="24"/>
-          <w:shd w:val="clear" w:color="auto" w:fill="FFFFFF"/>
-          <w:lang w:val="en-US" w:eastAsia="zh-CN" w:bidi="ar-SA"/>
-        </w:rPr>
-        <w:t>优化场景化容忍阈值：根据新增数据中不同场景的标注偏好，调整各类问题的容忍程度（如新增 “短视频文案” 场景，对 “冗长” 容忍度提升）；</w:t>
-      </w:r>
-    </w:p>
-    <w:p>
-      <w:pPr>
-        <w:widowControl w:val="0"/>
-        <w:adjustRightInd w:val="0"/>
-        <w:snapToGrid w:val="0"/>
-        <w:spacing w:after="0" w:line="400" w:lineRule="atLeast"/>
-        <w:jc w:val="both"/>
-        <w:rPr>
-          <w:rFonts w:hint="eastAsia" w:ascii="Helvetica" w:hAnsi="Helvetica" w:eastAsia="宋体" w:cs="Helvetica"/>
-          <w:b w:val="0"/>
-          <w:bCs w:val="0"/>
-          <w:color w:val="060607"/>
-          <w:spacing w:val="4"/>
-          <w:kern w:val="2"/>
-          <w:sz w:val="24"/>
-          <w:szCs w:val="24"/>
-          <w:shd w:val="clear" w:color="auto" w:fill="FFFFFF"/>
-          <w:lang w:val="en-US" w:eastAsia="zh-CN" w:bidi="ar-SA"/>
-        </w:rPr>
-      </w:pPr>
-      <w:r>
-        <w:rPr>
-          <w:rFonts w:hint="eastAsia" w:ascii="Helvetica" w:hAnsi="Helvetica" w:eastAsia="宋体" w:cs="Helvetica"/>
-          <w:b w:val="0"/>
-          <w:bCs w:val="0"/>
-          <w:color w:val="060607"/>
-          <w:spacing w:val="4"/>
-          <w:kern w:val="2"/>
-          <w:sz w:val="24"/>
-          <w:szCs w:val="24"/>
-          <w:shd w:val="clear" w:color="auto" w:fill="FFFFFF"/>
-          <w:lang w:val="en-US" w:eastAsia="zh-CN" w:bidi="ar-SA"/>
-        </w:rPr>
-        <w:t>完善边界样本判定准则：补充新出现的边界样本判定逻辑。</w:t>
-      </w:r>
-    </w:p>
-    <w:p>
-      <w:pPr>
-        <w:widowControl w:val="0"/>
-        <w:adjustRightInd w:val="0"/>
-        <w:snapToGrid w:val="0"/>
-        <w:spacing w:after="0" w:line="400" w:lineRule="atLeast"/>
-        <w:jc w:val="both"/>
-        <w:rPr>
-          <w:rFonts w:hint="eastAsia" w:ascii="Helvetica" w:hAnsi="Helvetica" w:eastAsia="宋体" w:cs="Helvetica"/>
-          <w:b/>
-          <w:bCs/>
-          <w:color w:val="060607"/>
-          <w:spacing w:val="4"/>
-          <w:kern w:val="2"/>
-          <w:sz w:val="24"/>
-          <w:szCs w:val="24"/>
-          <w:shd w:val="clear" w:color="auto" w:fill="FFFFFF"/>
-          <w:lang w:val="en-US" w:eastAsia="zh-CN" w:bidi="ar-SA"/>
-        </w:rPr>
-      </w:pPr>
-      <w:r>
-        <w:rPr>
-          <w:rFonts w:hint="eastAsia" w:ascii="Helvetica" w:hAnsi="Helvetica" w:eastAsia="宋体" w:cs="Helvetica"/>
-          <w:b/>
-          <w:bCs/>
-          <w:color w:val="060607"/>
-          <w:spacing w:val="4"/>
-          <w:kern w:val="2"/>
-          <w:sz w:val="24"/>
-          <w:szCs w:val="24"/>
-          <w:shd w:val="clear" w:color="auto" w:fill="FFFFFF"/>
-          <w:lang w:val="en-US" w:eastAsia="zh-CN" w:bidi="ar-SA"/>
-        </w:rPr>
-        <w:t>步骤 5：思维链标注链路执行</w:t>
-      </w:r>
-    </w:p>
-    <w:p>
-      <w:pPr>
-        <w:widowControl w:val="0"/>
-        <w:adjustRightInd w:val="0"/>
-        <w:snapToGrid w:val="0"/>
-        <w:spacing w:after="0" w:line="400" w:lineRule="atLeast"/>
-        <w:jc w:val="both"/>
-        <w:rPr>
-          <w:rFonts w:hint="eastAsia" w:ascii="楷体_GB2312" w:hAnsi="Calibri" w:eastAsia="楷体_GB2312" w:cs="Times New Roman"/>
-          <w:i/>
-          <w:color w:val="0000FF"/>
-          <w:kern w:val="2"/>
-          <w:sz w:val="24"/>
-          <w:szCs w:val="24"/>
-          <w:lang w:val="en-US" w:eastAsia="zh-CN" w:bidi="ar-SA"/>
-        </w:rPr>
-      </w:pPr>
-      <w:r>
-        <w:rPr>
-          <w:rFonts w:hint="eastAsia" w:ascii="Helvetica" w:hAnsi="Helvetica" w:eastAsia="宋体" w:cs="Helvetica"/>
-          <w:b w:val="0"/>
-          <w:bCs w:val="0"/>
-          <w:color w:val="060607"/>
-          <w:spacing w:val="4"/>
-          <w:kern w:val="2"/>
-          <w:sz w:val="24"/>
-          <w:szCs w:val="24"/>
-          <w:shd w:val="clear" w:color="auto" w:fill="FFFFFF"/>
-          <w:lang w:val="en-US" w:eastAsia="zh-CN" w:bidi="ar-SA"/>
-        </w:rPr>
-        <w:t>同实施方式一的步骤 3-4，基于更新后的双知识库与尺度规则执行评测，确保规则适配最新需求。</w:t>
-      </w:r>
-    </w:p>
-    <w:p>
-      <w:pPr>
-        <w:pStyle w:val="4"/>
-        <w:bidi w:val="0"/>
-        <w:rPr>
-          <w:rFonts w:hint="eastAsia" w:ascii="宋体" w:hAnsi="宋体" w:eastAsia="宋体" w:cs="宋体"/>
-          <w:lang w:val="en-US" w:eastAsia="zh-CN"/>
-        </w:rPr>
-      </w:pPr>
-      <w:r>
-        <w:rPr>
-          <w:rFonts w:hint="eastAsia" w:ascii="宋体" w:hAnsi="宋体" w:eastAsia="宋体" w:cs="宋体"/>
-          <w:lang w:val="en-US" w:eastAsia="zh-CN"/>
-        </w:rPr>
         <w:t>本发明实施方式二的有益效果</w:t>
       </w:r>
     </w:p>
     <w:p>
       <w:pPr>
         <w:widowControl w:val="0"/>
+        <w:numPr>
+          <w:ilvl w:val="0"/>
+          <w:numId w:val="5"/>
+        </w:numPr>
         <w:adjustRightInd w:val="0"/>
         <w:snapToGrid w:val="0"/>
         <w:spacing w:after="0" w:line="400" w:lineRule="atLeast"/>
@@ -6512,42 +6114,50 @@
     <w:p>
       <w:pPr>
         <w:widowControl w:val="0"/>
-        <w:adjustRightInd w:val="0"/>
-        <w:snapToGrid w:val="0"/>
-        <w:spacing w:after="0" w:line="400" w:lineRule="atLeast"/>
-        <w:jc w:val="both"/>
-        <w:rPr>
-          <w:rFonts w:hint="eastAsia" w:ascii="Helvetica" w:hAnsi="Helvetica" w:eastAsia="宋体" w:cs="Helvetica"/>
-          <w:b w:val="0"/>
-          <w:bCs w:val="0"/>
-          <w:color w:val="060607"/>
-          <w:spacing w:val="4"/>
-          <w:kern w:val="2"/>
-          <w:sz w:val="24"/>
-          <w:szCs w:val="24"/>
-          <w:shd w:val="clear" w:color="auto" w:fill="FFFFFF"/>
-          <w:lang w:val="en-US" w:eastAsia="zh-CN" w:bidi="ar-SA"/>
-        </w:rPr>
-      </w:pPr>
-      <w:r>
-        <w:rPr>
-          <w:rFonts w:hint="eastAsia" w:ascii="Helvetica" w:hAnsi="Helvetica" w:eastAsia="宋体" w:cs="Helvetica"/>
-          <w:b w:val="0"/>
-          <w:bCs w:val="0"/>
-          <w:color w:val="060607"/>
-          <w:spacing w:val="4"/>
-          <w:kern w:val="2"/>
-          <w:sz w:val="24"/>
-          <w:szCs w:val="24"/>
-          <w:shd w:val="clear" w:color="auto" w:fill="FFFFFF"/>
-          <w:lang w:val="en-US" w:eastAsia="zh-CN" w:bidi="ar-SA"/>
-        </w:rPr>
-        <w:t>评测精度更高：融合新增精标数据，规则与知识库更贴合实际评测需求，复杂场景下评测准确率比基础版提升 15%-20%；</w:t>
-      </w:r>
-    </w:p>
-    <w:p>
-      <w:pPr>
-        <w:widowControl w:val="0"/>
+        <w:numPr>
+          <w:ilvl w:val="0"/>
+          <w:numId w:val="5"/>
+        </w:numPr>
+        <w:adjustRightInd w:val="0"/>
+        <w:snapToGrid w:val="0"/>
+        <w:spacing w:after="0" w:line="400" w:lineRule="atLeast"/>
+        <w:jc w:val="both"/>
+        <w:rPr>
+          <w:rFonts w:hint="eastAsia" w:ascii="Helvetica" w:hAnsi="Helvetica" w:eastAsia="宋体" w:cs="Helvetica"/>
+          <w:b w:val="0"/>
+          <w:bCs w:val="0"/>
+          <w:color w:val="060607"/>
+          <w:spacing w:val="4"/>
+          <w:kern w:val="2"/>
+          <w:sz w:val="24"/>
+          <w:szCs w:val="24"/>
+          <w:shd w:val="clear" w:color="auto" w:fill="FFFFFF"/>
+          <w:lang w:val="en-US" w:eastAsia="zh-CN" w:bidi="ar-SA"/>
+        </w:rPr>
+      </w:pPr>
+      <w:r>
+        <w:rPr>
+          <w:rFonts w:hint="eastAsia" w:ascii="Helvetica" w:hAnsi="Helvetica" w:eastAsia="宋体" w:cs="Helvetica"/>
+          <w:b w:val="0"/>
+          <w:bCs w:val="0"/>
+          <w:color w:val="060607"/>
+          <w:spacing w:val="4"/>
+          <w:kern w:val="2"/>
+          <w:sz w:val="24"/>
+          <w:szCs w:val="24"/>
+          <w:shd w:val="clear" w:color="auto" w:fill="FFFFFF"/>
+          <w:lang w:val="en-US" w:eastAsia="zh-CN" w:bidi="ar-SA"/>
+        </w:rPr>
+        <w:t>评测精度更高：融合新增精标数据，规则与知识库更贴合实际评测需求，复杂场景下评测准确率比基础版更高。</w:t>
+      </w:r>
+    </w:p>
+    <w:p>
+      <w:pPr>
+        <w:widowControl w:val="0"/>
+        <w:numPr>
+          <w:ilvl w:val="0"/>
+          <w:numId w:val="5"/>
+        </w:numPr>
         <w:adjustRightInd w:val="0"/>
         <w:snapToGrid w:val="0"/>
         <w:spacing w:after="0" w:line="400" w:lineRule="atLeast"/>
@@ -6584,6 +6194,10 @@
     <w:p>
       <w:pPr>
         <w:widowControl w:val="0"/>
+        <w:numPr>
+          <w:ilvl w:val="0"/>
+          <w:numId w:val="5"/>
+        </w:numPr>
         <w:adjustRightInd w:val="0"/>
         <w:snapToGrid w:val="0"/>
         <w:spacing w:after="0" w:line="400" w:lineRule="atLeast"/>
@@ -6722,176 +6336,339 @@
           <w:shd w:val="clear" w:color="auto" w:fill="FFFFFF"/>
           <w:lang w:val="en-US" w:eastAsia="zh-CN" w:bidi="ar-SA"/>
         </w:rPr>
-        <w:t>附图6：实施方式二流程图（动态更新双知识库优化版评测方案）</w:t>
-      </w:r>
-    </w:p>
-    <w:p>
-      <w:pPr>
-        <w:widowControl w:val="0"/>
-        <w:adjustRightInd w:val="0"/>
-        <w:snapToGrid w:val="0"/>
-        <w:spacing w:after="0" w:line="400" w:lineRule="atLeast"/>
-        <w:jc w:val="both"/>
-        <w:rPr>
-          <w:rFonts w:hint="eastAsia" w:ascii="Helvetica" w:hAnsi="Helvetica" w:eastAsia="宋体" w:cs="Helvetica"/>
-          <w:b w:val="0"/>
-          <w:bCs w:val="0"/>
-          <w:color w:val="060607"/>
-          <w:spacing w:val="4"/>
-          <w:kern w:val="2"/>
-          <w:sz w:val="24"/>
-          <w:szCs w:val="24"/>
-          <w:shd w:val="clear" w:color="auto" w:fill="FFFFFF"/>
-          <w:lang w:val="en-US" w:eastAsia="zh-CN" w:bidi="ar-SA"/>
-        </w:rPr>
-      </w:pPr>
+        <w:t>附图4：实施方式二流程图（动态更新双知识库优化版评测方案）</w:t>
+      </w:r>
+    </w:p>
+    <w:p>
+      <w:pPr>
+        <w:widowControl w:val="0"/>
+        <w:adjustRightInd w:val="0"/>
+        <w:snapToGrid w:val="0"/>
+        <w:spacing w:after="0" w:line="400" w:lineRule="atLeast"/>
+        <w:jc w:val="both"/>
+        <w:rPr>
+          <w:rFonts w:hint="eastAsia" w:ascii="Helvetica" w:hAnsi="Helvetica" w:eastAsia="宋体" w:cs="Helvetica"/>
+          <w:b w:val="0"/>
+          <w:bCs w:val="0"/>
+          <w:color w:val="060607"/>
+          <w:spacing w:val="4"/>
+          <w:kern w:val="2"/>
+          <w:sz w:val="24"/>
+          <w:szCs w:val="24"/>
+          <w:shd w:val="clear" w:color="auto" w:fill="FFFFFF"/>
+          <w:lang w:val="en-US" w:eastAsia="zh-CN" w:bidi="ar-SA"/>
+        </w:rPr>
+      </w:pPr>
+      <w:r>
+        <w:rPr>
+          <w:rFonts w:hint="eastAsia" w:ascii="Helvetica" w:hAnsi="Helvetica" w:eastAsia="宋体" w:cs="Helvetica"/>
+          <w:b w:val="0"/>
+          <w:bCs w:val="0"/>
+          <w:color w:val="060607"/>
+          <w:spacing w:val="4"/>
+          <w:kern w:val="2"/>
+          <w:sz w:val="24"/>
+          <w:szCs w:val="24"/>
+          <w:shd w:val="clear" w:color="auto" w:fill="FFFFFF"/>
+          <w:lang w:val="en-US" w:eastAsia="zh-CN" w:bidi="ar-SA"/>
+        </w:rPr>
+        <w:drawing>
+          <wp:inline distT="0" distB="0" distL="114300" distR="114300">
+            <wp:extent cx="5269230" cy="3414395"/>
+            <wp:effectExtent l="0" t="0" r="13970" b="14605"/>
+            <wp:docPr id="5" name="图片 5" descr="基础版vs动态优化版架构"/>
+            <wp:cNvGraphicFramePr>
+              <a:graphicFrameLocks xmlns:a="http://schemas.openxmlformats.org/drawingml/2006/main" noChangeAspect="1"/>
+            </wp:cNvGraphicFramePr>
+            <a:graphic xmlns:a="http://schemas.openxmlformats.org/drawingml/2006/main">
+              <a:graphicData uri="http://schemas.openxmlformats.org/drawingml/2006/picture">
+                <pic:pic xmlns:pic="http://schemas.openxmlformats.org/drawingml/2006/picture">
+                  <pic:nvPicPr>
+                    <pic:cNvPr id="5" name="图片 5" descr="基础版vs动态优化版架构"/>
+                    <pic:cNvPicPr>
+                      <a:picLocks noChangeAspect="1"/>
+                    </pic:cNvPicPr>
+                  </pic:nvPicPr>
+                  <pic:blipFill>
+                    <a:blip r:embed="rId8"/>
+                    <a:stretch>
+                      <a:fillRect/>
+                    </a:stretch>
+                  </pic:blipFill>
+                  <pic:spPr>
+                    <a:xfrm>
+                      <a:off x="0" y="0"/>
+                      <a:ext cx="5269230" cy="3414395"/>
+                    </a:xfrm>
+                    <a:prstGeom prst="rect">
+                      <a:avLst/>
+                    </a:prstGeom>
+                  </pic:spPr>
+                </pic:pic>
+              </a:graphicData>
+            </a:graphic>
+          </wp:inline>
+        </w:drawing>
+      </w:r>
+    </w:p>
+    <w:p>
+      <w:pPr>
+        <w:widowControl w:val="0"/>
+        <w:adjustRightInd w:val="0"/>
+        <w:snapToGrid w:val="0"/>
+        <w:spacing w:after="0" w:line="400" w:lineRule="atLeast"/>
+        <w:jc w:val="center"/>
+        <w:rPr>
+          <w:rFonts w:hint="default" w:ascii="Helvetica" w:hAnsi="Helvetica" w:eastAsia="宋体" w:cs="Helvetica"/>
+          <w:b w:val="0"/>
+          <w:bCs w:val="0"/>
+          <w:color w:val="060607"/>
+          <w:spacing w:val="4"/>
+          <w:kern w:val="2"/>
+          <w:sz w:val="24"/>
+          <w:szCs w:val="24"/>
+          <w:shd w:val="clear" w:color="auto" w:fill="FFFFFF"/>
+          <w:lang w:val="en-US" w:eastAsia="zh-CN" w:bidi="ar-SA"/>
+        </w:rPr>
+      </w:pPr>
+      <w:r>
+        <w:rPr>
+          <w:rFonts w:hint="eastAsia" w:ascii="Helvetica" w:hAnsi="Helvetica" w:eastAsia="宋体" w:cs="Helvetica"/>
+          <w:b w:val="0"/>
+          <w:bCs w:val="0"/>
+          <w:color w:val="060607"/>
+          <w:spacing w:val="4"/>
+          <w:kern w:val="2"/>
+          <w:sz w:val="24"/>
+          <w:szCs w:val="24"/>
+          <w:shd w:val="clear" w:color="auto" w:fill="FFFFFF"/>
+          <w:lang w:val="en-US" w:eastAsia="zh-CN" w:bidi="ar-SA"/>
+        </w:rPr>
+        <w:t>附图5：基础版与动态优化版对比图</w:t>
+      </w:r>
+    </w:p>
+    <w:p>
+      <w:pPr>
+        <w:widowControl w:val="0"/>
+        <w:adjustRightInd w:val="0"/>
+        <w:snapToGrid w:val="0"/>
+        <w:spacing w:after="0" w:line="400" w:lineRule="atLeast"/>
+        <w:jc w:val="both"/>
+        <w:rPr>
+          <w:rFonts w:hint="eastAsia" w:ascii="Helvetica" w:hAnsi="Helvetica" w:eastAsia="宋体" w:cs="Helvetica"/>
+          <w:b w:val="0"/>
+          <w:bCs w:val="0"/>
+          <w:color w:val="060607"/>
+          <w:spacing w:val="4"/>
+          <w:kern w:val="2"/>
+          <w:sz w:val="24"/>
+          <w:szCs w:val="24"/>
+          <w:shd w:val="clear" w:color="auto" w:fill="FFFFFF"/>
+          <w:lang w:val="en-US" w:eastAsia="zh-CN" w:bidi="ar-SA"/>
+        </w:rPr>
+      </w:pPr>
+    </w:p>
+    <w:p>
+      <w:pPr>
+        <w:pStyle w:val="3"/>
+        <w:bidi w:val="0"/>
+        <w:rPr>
+          <w:rFonts w:hint="eastAsia" w:ascii="宋体" w:hAnsi="宋体" w:eastAsia="宋体" w:cs="宋体"/>
+          <w:lang w:val="en-US" w:eastAsia="zh-CN"/>
+        </w:rPr>
+      </w:pPr>
+      <w:r>
+        <w:rPr>
+          <w:rFonts w:hint="eastAsia" w:ascii="宋体" w:hAnsi="宋体" w:eastAsia="宋体" w:cs="宋体"/>
+          <w:lang w:val="en-US" w:eastAsia="zh-CN"/>
+        </w:rPr>
+        <w:t>发散思维</w:t>
+      </w:r>
+    </w:p>
+    <w:p>
+      <w:pPr>
+        <w:rPr>
+          <w:rFonts w:hint="eastAsia" w:ascii="Helvetica" w:hAnsi="Helvetica" w:eastAsia="宋体" w:cs="Helvetica"/>
+          <w:b w:val="0"/>
+          <w:bCs w:val="0"/>
+          <w:color w:val="060607"/>
+          <w:spacing w:val="4"/>
+          <w:kern w:val="2"/>
+          <w:sz w:val="24"/>
+          <w:szCs w:val="24"/>
+          <w:shd w:val="clear" w:color="auto" w:fill="FFFFFF"/>
+          <w:lang w:val="en-US" w:eastAsia="zh-CN" w:bidi="ar-SA"/>
+        </w:rPr>
+      </w:pPr>
+      <w:r>
+        <w:rPr>
+          <w:rFonts w:hint="eastAsia" w:ascii="Helvetica" w:hAnsi="Helvetica" w:eastAsia="宋体" w:cs="Helvetica"/>
+          <w:b w:val="0"/>
+          <w:bCs w:val="0"/>
+          <w:color w:val="060607"/>
+          <w:spacing w:val="4"/>
+          <w:kern w:val="2"/>
+          <w:sz w:val="24"/>
+          <w:szCs w:val="24"/>
+          <w:shd w:val="clear" w:color="auto" w:fill="FFFFFF"/>
+          <w:lang w:val="en-US" w:eastAsia="zh-CN" w:bidi="ar-SA"/>
+        </w:rPr>
+        <w:t>本发明的技术方案可灵活扩展至以下场景：</w:t>
+      </w:r>
+    </w:p>
+    <w:p>
+      <w:pPr>
+        <w:numPr>
+          <w:ilvl w:val="0"/>
+          <w:numId w:val="6"/>
+        </w:numPr>
+        <w:rPr>
+          <w:rFonts w:hint="eastAsia" w:ascii="Helvetica" w:hAnsi="Helvetica" w:eastAsia="宋体" w:cs="Helvetica"/>
+          <w:b w:val="0"/>
+          <w:bCs w:val="0"/>
+          <w:color w:val="060607"/>
+          <w:spacing w:val="4"/>
+          <w:kern w:val="2"/>
+          <w:sz w:val="24"/>
+          <w:szCs w:val="24"/>
+          <w:shd w:val="clear" w:color="auto" w:fill="FFFFFF"/>
+          <w:lang w:val="en-US" w:eastAsia="zh-CN" w:bidi="ar-SA"/>
+        </w:rPr>
+      </w:pPr>
+      <w:r>
+        <w:rPr>
+          <w:rFonts w:hint="eastAsia" w:ascii="Helvetica" w:hAnsi="Helvetica" w:eastAsia="宋体" w:cs="Helvetica"/>
+          <w:b w:val="0"/>
+          <w:bCs w:val="0"/>
+          <w:color w:val="060607"/>
+          <w:spacing w:val="4"/>
+          <w:kern w:val="2"/>
+          <w:sz w:val="24"/>
+          <w:szCs w:val="24"/>
+          <w:shd w:val="clear" w:color="auto" w:fill="FFFFFF"/>
+          <w:lang w:val="en-US" w:eastAsia="zh-CN" w:bidi="ar-SA"/>
+        </w:rPr>
+        <w:t>多模态大模型评</w:t>
+      </w:r>
       <w:bookmarkStart w:id="0" w:name="_GoBack"/>
       <w:bookmarkEnd w:id="0"/>
-    </w:p>
-    <w:p>
-      <w:pPr>
-        <w:pStyle w:val="3"/>
-        <w:bidi w:val="0"/>
-        <w:rPr>
-          <w:rFonts w:hint="eastAsia" w:ascii="宋体" w:hAnsi="宋体" w:eastAsia="宋体" w:cs="宋体"/>
-          <w:lang w:val="en-US" w:eastAsia="zh-CN"/>
-        </w:rPr>
-      </w:pPr>
-      <w:r>
-        <w:rPr>
-          <w:rFonts w:hint="eastAsia" w:ascii="宋体" w:hAnsi="宋体" w:eastAsia="宋体" w:cs="宋体"/>
-          <w:lang w:val="en-US" w:eastAsia="zh-CN"/>
-        </w:rPr>
-        <w:t>发散思维</w:t>
-      </w:r>
-    </w:p>
-    <w:p>
-      <w:pPr>
-        <w:rPr>
-          <w:rFonts w:hint="eastAsia" w:ascii="Arial" w:hAnsi="Arial" w:eastAsia="宋体" w:cs="Arial"/>
-          <w:kern w:val="2"/>
-          <w:sz w:val="20"/>
-          <w:szCs w:val="20"/>
-          <w:shd w:val="clear" w:color="auto" w:fill="FFFFFF"/>
-          <w:lang w:eastAsia="zh-CN"/>
-        </w:rPr>
-      </w:pPr>
-      <w:r>
-        <w:rPr>
-          <w:rFonts w:hint="eastAsia" w:ascii="Arial" w:hAnsi="Arial" w:eastAsia="宋体" w:cs="Arial"/>
-          <w:kern w:val="2"/>
-          <w:sz w:val="20"/>
-          <w:szCs w:val="20"/>
-          <w:shd w:val="clear" w:color="auto" w:fill="FFFFFF"/>
-          <w:lang w:val="en-US" w:eastAsia="zh-CN"/>
-        </w:rPr>
-        <w:t>本发明的技术方案可灵活扩展至以下场景：</w:t>
+      <w:r>
+        <w:rPr>
+          <w:rFonts w:hint="eastAsia" w:ascii="Helvetica" w:hAnsi="Helvetica" w:eastAsia="宋体" w:cs="Helvetica"/>
+          <w:b w:val="0"/>
+          <w:bCs w:val="0"/>
+          <w:color w:val="060607"/>
+          <w:spacing w:val="4"/>
+          <w:kern w:val="2"/>
+          <w:sz w:val="24"/>
+          <w:szCs w:val="24"/>
+          <w:shd w:val="clear" w:color="auto" w:fill="FFFFFF"/>
+          <w:lang w:val="en-US" w:eastAsia="zh-CN" w:bidi="ar-SA"/>
+        </w:rPr>
+        <w:t>测：将单模型结构化标注环节扩展至图文、音视频内容的事实提取，保持思维链递进流程与裁决逻辑不变，适配多模态输出对比；</w:t>
       </w:r>
     </w:p>
     <w:p>
       <w:pPr>
         <w:numPr>
           <w:ilvl w:val="0"/>
-          <w:numId w:val="5"/>
+          <w:numId w:val="6"/>
         </w:numPr>
         <w:rPr>
-          <w:rFonts w:hint="eastAsia" w:ascii="Arial" w:hAnsi="Arial" w:eastAsia="宋体" w:cs="Arial"/>
-          <w:kern w:val="2"/>
-          <w:sz w:val="20"/>
-          <w:szCs w:val="20"/>
-          <w:shd w:val="clear" w:color="auto" w:fill="FFFFFF"/>
-          <w:lang w:eastAsia="zh-CN"/>
-        </w:rPr>
-      </w:pPr>
-      <w:r>
-        <w:rPr>
-          <w:rFonts w:hint="eastAsia" w:ascii="Arial" w:hAnsi="Arial" w:eastAsia="宋体" w:cs="Arial"/>
-          <w:kern w:val="2"/>
-          <w:sz w:val="20"/>
-          <w:szCs w:val="20"/>
-          <w:shd w:val="clear" w:color="auto" w:fill="FFFFFF"/>
-          <w:lang w:eastAsia="zh-CN"/>
-        </w:rPr>
-        <w:t>多模态大模型评测：将单模型结构化标注环节扩展至图文、音视频内容的事实提取，保持思维链递进流程与裁决逻辑不变，适配多模态输出对比；</w:t>
+          <w:rFonts w:hint="eastAsia" w:ascii="Helvetica" w:hAnsi="Helvetica" w:eastAsia="宋体" w:cs="Helvetica"/>
+          <w:b w:val="0"/>
+          <w:bCs w:val="0"/>
+          <w:color w:val="060607"/>
+          <w:spacing w:val="4"/>
+          <w:kern w:val="2"/>
+          <w:sz w:val="24"/>
+          <w:szCs w:val="24"/>
+          <w:shd w:val="clear" w:color="auto" w:fill="FFFFFF"/>
+          <w:lang w:val="en-US" w:eastAsia="zh-CN" w:bidi="ar-SA"/>
+        </w:rPr>
+      </w:pPr>
+      <w:r>
+        <w:rPr>
+          <w:rFonts w:hint="eastAsia" w:ascii="Helvetica" w:hAnsi="Helvetica" w:eastAsia="宋体" w:cs="Helvetica"/>
+          <w:b w:val="0"/>
+          <w:bCs w:val="0"/>
+          <w:color w:val="060607"/>
+          <w:spacing w:val="4"/>
+          <w:kern w:val="2"/>
+          <w:sz w:val="24"/>
+          <w:szCs w:val="24"/>
+          <w:shd w:val="clear" w:color="auto" w:fill="FFFFFF"/>
+          <w:lang w:val="en-US" w:eastAsia="zh-CN" w:bidi="ar-SA"/>
+        </w:rPr>
+        <w:t>领域垂类模型评测：针对医疗、金融、教育等专业领域，通过领域专属精标数据进行尺度自校准，优化问题标签体系与判定规则，适配领域特定评测需求；</w:t>
       </w:r>
     </w:p>
     <w:p>
       <w:pPr>
         <w:numPr>
           <w:ilvl w:val="0"/>
-          <w:numId w:val="5"/>
+          <w:numId w:val="6"/>
         </w:numPr>
         <w:rPr>
-          <w:rFonts w:hint="eastAsia" w:ascii="Arial" w:hAnsi="Arial" w:eastAsia="宋体" w:cs="Arial"/>
-          <w:kern w:val="2"/>
-          <w:sz w:val="20"/>
-          <w:szCs w:val="20"/>
-          <w:shd w:val="clear" w:color="auto" w:fill="FFFFFF"/>
-          <w:lang w:eastAsia="zh-CN"/>
-        </w:rPr>
-      </w:pPr>
-      <w:r>
-        <w:rPr>
-          <w:rFonts w:hint="eastAsia" w:ascii="Arial" w:hAnsi="Arial" w:eastAsia="宋体" w:cs="Arial"/>
-          <w:kern w:val="2"/>
-          <w:sz w:val="20"/>
-          <w:szCs w:val="20"/>
-          <w:shd w:val="clear" w:color="auto" w:fill="FFFFFF"/>
-          <w:lang w:eastAsia="zh-CN"/>
-        </w:rPr>
-        <w:t>领域垂类模型评测：针对医疗、金融、教育等专业领域，通过领域专属精标数据进行尺度自校准，优化问题标签体系与判定规则，适配领域特定评测需求；</w:t>
+          <w:rFonts w:hint="eastAsia" w:ascii="Helvetica" w:hAnsi="Helvetica" w:eastAsia="宋体" w:cs="Helvetica"/>
+          <w:b w:val="0"/>
+          <w:bCs w:val="0"/>
+          <w:color w:val="060607"/>
+          <w:spacing w:val="4"/>
+          <w:kern w:val="2"/>
+          <w:sz w:val="24"/>
+          <w:szCs w:val="24"/>
+          <w:shd w:val="clear" w:color="auto" w:fill="FFFFFF"/>
+          <w:lang w:val="en-US" w:eastAsia="zh-CN" w:bidi="ar-SA"/>
+        </w:rPr>
+      </w:pPr>
+      <w:r>
+        <w:rPr>
+          <w:rFonts w:hint="eastAsia" w:ascii="Helvetica" w:hAnsi="Helvetica" w:eastAsia="宋体" w:cs="Helvetica"/>
+          <w:b w:val="0"/>
+          <w:bCs w:val="0"/>
+          <w:color w:val="060607"/>
+          <w:spacing w:val="4"/>
+          <w:kern w:val="2"/>
+          <w:sz w:val="24"/>
+          <w:szCs w:val="24"/>
+          <w:shd w:val="clear" w:color="auto" w:fill="FFFFFF"/>
+          <w:lang w:val="en-US" w:eastAsia="zh-CN" w:bidi="ar-SA"/>
+        </w:rPr>
+        <w:t>Agent 行为路径评测：将模型输出替换为 Agent 的行为路径描述，通过事实归档环节记录行为步骤的合理性与有效性，再基于归档事实进行路径优劣裁决；</w:t>
       </w:r>
     </w:p>
     <w:p>
       <w:pPr>
         <w:numPr>
           <w:ilvl w:val="0"/>
-          <w:numId w:val="5"/>
+          <w:numId w:val="6"/>
         </w:numPr>
         <w:rPr>
-          <w:rFonts w:hint="eastAsia" w:ascii="Arial" w:hAnsi="Arial" w:eastAsia="宋体" w:cs="Arial"/>
-          <w:kern w:val="2"/>
-          <w:sz w:val="20"/>
-          <w:szCs w:val="20"/>
-          <w:shd w:val="clear" w:color="auto" w:fill="FFFFFF"/>
-          <w:lang w:eastAsia="zh-CN"/>
-        </w:rPr>
-      </w:pPr>
-      <w:r>
-        <w:rPr>
-          <w:rFonts w:hint="eastAsia" w:ascii="Arial" w:hAnsi="Arial" w:eastAsia="宋体" w:cs="Arial"/>
-          <w:kern w:val="2"/>
-          <w:sz w:val="20"/>
-          <w:szCs w:val="20"/>
-          <w:shd w:val="clear" w:color="auto" w:fill="FFFFFF"/>
-          <w:lang w:eastAsia="zh-CN"/>
-        </w:rPr>
-        <w:t>Agent 行为路径评测：将模型输出替换为 Agent 的行为路径描述，通过事实归档环节记录行为步骤的合理性与有效性，再基于归档事实进行路径优劣裁决；</w:t>
-      </w:r>
-    </w:p>
-    <w:p>
-      <w:pPr>
-        <w:numPr>
-          <w:ilvl w:val="0"/>
-          <w:numId w:val="5"/>
-        </w:numPr>
-        <w:rPr>
-          <w:rFonts w:hint="eastAsia" w:ascii="Arial" w:hAnsi="Arial" w:eastAsia="宋体" w:cs="Arial"/>
-          <w:kern w:val="2"/>
-          <w:sz w:val="20"/>
-          <w:szCs w:val="20"/>
-          <w:shd w:val="clear" w:color="auto" w:fill="FFFFFF"/>
-          <w:lang w:eastAsia="zh-CN"/>
-        </w:rPr>
-      </w:pPr>
-      <w:r>
-        <w:rPr>
-          <w:rFonts w:hint="eastAsia" w:ascii="Arial" w:hAnsi="Arial" w:eastAsia="宋体" w:cs="Arial"/>
-          <w:kern w:val="2"/>
-          <w:sz w:val="20"/>
-          <w:szCs w:val="20"/>
-          <w:shd w:val="clear" w:color="auto" w:fill="FFFFFF"/>
-          <w:lang w:eastAsia="zh-CN"/>
+          <w:rFonts w:hint="eastAsia" w:ascii="Helvetica" w:hAnsi="Helvetica" w:eastAsia="宋体" w:cs="Helvetica"/>
+          <w:b w:val="0"/>
+          <w:bCs w:val="0"/>
+          <w:color w:val="060607"/>
+          <w:spacing w:val="4"/>
+          <w:kern w:val="2"/>
+          <w:sz w:val="24"/>
+          <w:szCs w:val="24"/>
+          <w:shd w:val="clear" w:color="auto" w:fill="FFFFFF"/>
+          <w:lang w:val="en-US" w:eastAsia="zh-CN" w:bidi="ar-SA"/>
+        </w:rPr>
+      </w:pPr>
+      <w:r>
+        <w:rPr>
+          <w:rFonts w:hint="eastAsia" w:ascii="Helvetica" w:hAnsi="Helvetica" w:eastAsia="宋体" w:cs="Helvetica"/>
+          <w:b w:val="0"/>
+          <w:bCs w:val="0"/>
+          <w:color w:val="060607"/>
+          <w:spacing w:val="4"/>
+          <w:kern w:val="2"/>
+          <w:sz w:val="24"/>
+          <w:szCs w:val="24"/>
+          <w:shd w:val="clear" w:color="auto" w:fill="FFFFFF"/>
+          <w:lang w:val="en-US" w:eastAsia="zh-CN" w:bidi="ar-SA"/>
         </w:rPr>
         <w:t>跨语言模型评测：新增语言适配层，将不同语言的模型输出转化为统一语义表示后，再执行多阶段思维链递进式评测，确保跨语言场景下的评测一致性。</w:t>
       </w:r>
@@ -6899,12 +6676,16 @@
     <w:p>
       <w:pPr>
         <w:rPr>
-          <w:rFonts w:hint="eastAsia" w:ascii="Arial" w:hAnsi="Arial" w:eastAsia="宋体" w:cs="Arial"/>
-          <w:kern w:val="2"/>
-          <w:sz w:val="20"/>
-          <w:szCs w:val="20"/>
-          <w:shd w:val="clear" w:color="auto" w:fill="FFFFFF"/>
-          <w:lang w:val="en-US" w:eastAsia="zh-CN"/>
+          <w:rFonts w:hint="eastAsia" w:ascii="Helvetica" w:hAnsi="Helvetica" w:eastAsia="宋体" w:cs="Helvetica"/>
+          <w:b w:val="0"/>
+          <w:bCs w:val="0"/>
+          <w:color w:val="060607"/>
+          <w:spacing w:val="4"/>
+          <w:kern w:val="2"/>
+          <w:sz w:val="24"/>
+          <w:szCs w:val="24"/>
+          <w:shd w:val="clear" w:color="auto" w:fill="FFFFFF"/>
+          <w:lang w:val="en-US" w:eastAsia="zh-CN" w:bidi="ar-SA"/>
         </w:rPr>
       </w:pPr>
     </w:p>
@@ -6945,6 +6726,18 @@
     </w:lvl>
   </w:abstractNum>
   <w:abstractNum w:abstractNumId="2">
+    <w:nsid w:val="EEDE0EDE"/>
+    <w:multiLevelType w:val="singleLevel"/>
+    <w:tmpl w:val="EEDE0EDE"/>
+    <w:lvl w:ilvl="0" w:tentative="0">
+      <w:start w:val="1"/>
+      <w:numFmt w:val="decimal"/>
+      <w:suff w:val="nothing"/>
+      <w:lvlText w:val="%1、"/>
+      <w:lvlJc w:val="left"/>
+    </w:lvl>
+  </w:abstractNum>
+  <w:abstractNum w:abstractNumId="3">
     <w:nsid w:val="F7ACA203"/>
     <w:multiLevelType w:val="singleLevel"/>
     <w:tmpl w:val="F7ACA203"/>
@@ -6961,7 +6754,7 @@
       </w:rPr>
     </w:lvl>
   </w:abstractNum>
-  <w:abstractNum w:abstractNumId="3">
+  <w:abstractNum w:abstractNumId="4">
     <w:nsid w:val="5FF2DF36"/>
     <w:multiLevelType w:val="singleLevel"/>
     <w:tmpl w:val="5FF2DF36"/>
@@ -6978,7 +6771,7 @@
       </w:rPr>
     </w:lvl>
   </w:abstractNum>
-  <w:abstractNum w:abstractNumId="4">
+  <w:abstractNum w:abstractNumId="5">
     <w:nsid w:val="6BF2DCAC"/>
     <w:multiLevelType w:val="singleLevel"/>
     <w:tmpl w:val="6BF2DCAC"/>
@@ -6996,18 +6789,21 @@
     </w:lvl>
   </w:abstractNum>
   <w:num w:numId="1">
-    <w:abstractNumId w:val="2"/>
+    <w:abstractNumId w:val="3"/>
   </w:num>
   <w:num w:numId="2">
-    <w:abstractNumId w:val="3"/>
+    <w:abstractNumId w:val="4"/>
   </w:num>
   <w:num w:numId="3">
-    <w:abstractNumId w:val="4"/>
+    <w:abstractNumId w:val="5"/>
   </w:num>
   <w:num w:numId="4">
     <w:abstractNumId w:val="0"/>
   </w:num>
   <w:num w:numId="5">
+    <w:abstractNumId w:val="2"/>
+  </w:num>
+  <w:num w:numId="6">
     <w:abstractNumId w:val="1"/>
   </w:num>
 </w:numbering>
